--- a/data/03_investment_memo/investment_memo_12.docx
+++ b/data/03_investment_memo/investment_memo_12.docx
@@ -21,783 +21,12 @@
     <w:p>
       <w:r>
         <w:br/>
-        <w:t>从产业链角度看，医疗科技 行业主要由上游设备厂商、</w:t>
+        <w:t>从产业链角度看，消费科技 行业主要由上游设备厂商、</w:t>
         <w:br/>
         <w:t>中游平台企业以及下游应用厂商组成。</w:t>
         <w:br/>
-        <w:t>凌云网络有限公司 主要位于产业链的 上游 环节。</w:t>
+        <w:t>天开科技有限公司 主要位于产业链的 中游 环节。</w:t>
         <w:br/>
-      </w:r>
-    </w:p>
-    <w:p>
-      <w:r>
-        <w:br/>
-        <w:t>根据内部财务模型测算，飞利信科技有限公司 在未来三年</w:t>
-        <w:br/>
-        <w:t>收入复合增长率预计可达到 19% 左右。</w:t>
-        <w:br/>
-        <w:t>该预测基于行业需求增长以及公司产能扩张计划。</w:t>
-        <w:br/>
-      </w:r>
-    </w:p>
-    <w:p>
-      <w:r>
-        <w:br/>
-        <w:t>从产业链角度看，医疗科技 行业主要由上游设备厂商、</w:t>
-        <w:br/>
-        <w:t>中游平台企业以及下游应用厂商组成。</w:t>
-        <w:br/>
-        <w:t>创联世纪科技有限公司 主要位于产业链的 下游 环节。</w:t>
-        <w:br/>
-      </w:r>
-    </w:p>
-    <w:p>
-      <w:r>
-        <w:br/>
-        <w:t>华辰资本旗下的 HC Global Macro Fund 在最近的资产配置会议中</w:t>
-        <w:br/>
-        <w:t>讨论了 消费科技 行业的投资机会，并对 南康网络有限公司</w:t>
-        <w:br/>
-        <w:t>进行了重点评估。</w:t>
-        <w:br/>
-      </w:r>
-    </w:p>
-    <w:p>
-      <w:r>
-        <w:br/>
-        <w:t>风险管理部认为，人工智能 行业仍然面临若干</w:t>
-        <w:br/>
-        <w:t>不确定性因素，包括技术迭代风险、政策变化、</w:t>
-        <w:br/>
-        <w:t>以及市场竞争加剧等问题。</w:t>
-        <w:br/>
-      </w:r>
-    </w:p>
-    <w:p>
-      <w:r>
-        <w:br/>
-        <w:t>新宇龙信息传媒有限公司 是中国 机器人 行业的重要企业之一。</w:t>
-        <w:br/>
-        <w:t>根据华辰资本 风险管理部 的研究，该公司成立于 2018 年，</w:t>
-        <w:br/>
-        <w:t>目前员工规模约 6070 人。公司近年来持续加大研发投入，</w:t>
-        <w:br/>
-        <w:t>在核心技术方面形成了较强的竞争壁垒。</w:t>
-        <w:br/>
-      </w:r>
-    </w:p>
-    <w:p>
-      <w:r>
-        <w:br/>
-        <w:t>华辰资本旗下的 HC AI Innovation Fund 在最近的资产配置会议中</w:t>
-        <w:br/>
-        <w:t>讨论了 半导体 行业的投资机会，并对 华远软件信息有限公司</w:t>
-        <w:br/>
-        <w:t>进行了重点评估。</w:t>
-        <w:br/>
-      </w:r>
-    </w:p>
-    <w:p>
-      <w:r>
-        <w:br/>
-        <w:t>华辰资本旗下的 HC AI Innovation Fund 在最近的资产配置会议中</w:t>
-        <w:br/>
-        <w:t>讨论了 新能源 行业的投资机会，并对 昊嘉网络有限公司</w:t>
-        <w:br/>
-        <w:t>进行了重点评估。</w:t>
-        <w:br/>
-      </w:r>
-    </w:p>
-    <w:tbl>
-      <w:tblPr>
-        <w:tblW w:type="auto" w:w="0"/>
-        <w:tblLook w:firstColumn="1" w:firstRow="1" w:lastColumn="0" w:lastRow="0" w:noHBand="0" w:noVBand="1" w:val="04A0"/>
-      </w:tblPr>
-      <w:tblGrid>
-        <w:gridCol w:w="2160"/>
-        <w:gridCol w:w="2160"/>
-        <w:gridCol w:w="2160"/>
-        <w:gridCol w:w="2160"/>
-      </w:tblGrid>
-      <w:tr>
-        <w:tc>
-          <w:tcPr>
-            <w:tcW w:type="dxa" w:w="2160"/>
-          </w:tcPr>
-          <w:p>
-            <w:r>
-              <w:t>公司</w:t>
-            </w:r>
-          </w:p>
-        </w:tc>
-        <w:tc>
-          <w:tcPr>
-            <w:tcW w:type="dxa" w:w="2160"/>
-          </w:tcPr>
-          <w:p>
-            <w:r>
-              <w:t>行业</w:t>
-            </w:r>
-          </w:p>
-        </w:tc>
-        <w:tc>
-          <w:tcPr>
-            <w:tcW w:type="dxa" w:w="2160"/>
-          </w:tcPr>
-          <w:p>
-            <w:r>
-              <w:t>市值</w:t>
-            </w:r>
-          </w:p>
-        </w:tc>
-        <w:tc>
-          <w:tcPr>
-            <w:tcW w:type="dxa" w:w="2160"/>
-          </w:tcPr>
-          <w:p>
-            <w:r>
-              <w:t>增长率</w:t>
-            </w:r>
-          </w:p>
-        </w:tc>
-      </w:tr>
-      <w:tr>
-        <w:tc>
-          <w:tcPr>
-            <w:tcW w:type="dxa" w:w="2160"/>
-          </w:tcPr>
-          <w:p>
-            <w:r>
-              <w:t>万迅电脑网络有限公司</w:t>
-            </w:r>
-          </w:p>
-        </w:tc>
-        <w:tc>
-          <w:tcPr>
-            <w:tcW w:type="dxa" w:w="2160"/>
-          </w:tcPr>
-          <w:p>
-            <w:r>
-              <w:t>半导体</w:t>
-            </w:r>
-          </w:p>
-        </w:tc>
-        <w:tc>
-          <w:tcPr>
-            <w:tcW w:type="dxa" w:w="2160"/>
-          </w:tcPr>
-          <w:p>
-            <w:r>
-              <w:t>126亿</w:t>
-            </w:r>
-          </w:p>
-        </w:tc>
-        <w:tc>
-          <w:tcPr>
-            <w:tcW w:type="dxa" w:w="2160"/>
-          </w:tcPr>
-          <w:p>
-            <w:r>
-              <w:t>30%</w:t>
-            </w:r>
-          </w:p>
-        </w:tc>
-      </w:tr>
-      <w:tr>
-        <w:tc>
-          <w:tcPr>
-            <w:tcW w:type="dxa" w:w="2160"/>
-          </w:tcPr>
-          <w:p>
-            <w:r>
-              <w:t>立信电子网络有限公司</w:t>
-            </w:r>
-          </w:p>
-        </w:tc>
-        <w:tc>
-          <w:tcPr>
-            <w:tcW w:type="dxa" w:w="2160"/>
-          </w:tcPr>
-          <w:p>
-            <w:r>
-              <w:t>云计算</w:t>
-            </w:r>
-          </w:p>
-        </w:tc>
-        <w:tc>
-          <w:tcPr>
-            <w:tcW w:type="dxa" w:w="2160"/>
-          </w:tcPr>
-          <w:p>
-            <w:r>
-              <w:t>727亿</w:t>
-            </w:r>
-          </w:p>
-        </w:tc>
-        <w:tc>
-          <w:tcPr>
-            <w:tcW w:type="dxa" w:w="2160"/>
-          </w:tcPr>
-          <w:p>
-            <w:r>
-              <w:t>10%</w:t>
-            </w:r>
-          </w:p>
-        </w:tc>
-      </w:tr>
-      <w:tr>
-        <w:tc>
-          <w:tcPr>
-            <w:tcW w:type="dxa" w:w="2160"/>
-          </w:tcPr>
-          <w:p>
-            <w:r>
-              <w:t>新宇龙信息传媒有限公司</w:t>
-            </w:r>
-          </w:p>
-        </w:tc>
-        <w:tc>
-          <w:tcPr>
-            <w:tcW w:type="dxa" w:w="2160"/>
-          </w:tcPr>
-          <w:p>
-            <w:r>
-              <w:t>机器人</w:t>
-            </w:r>
-          </w:p>
-        </w:tc>
-        <w:tc>
-          <w:tcPr>
-            <w:tcW w:type="dxa" w:w="2160"/>
-          </w:tcPr>
-          <w:p>
-            <w:r>
-              <w:t>168亿</w:t>
-            </w:r>
-          </w:p>
-        </w:tc>
-        <w:tc>
-          <w:tcPr>
-            <w:tcW w:type="dxa" w:w="2160"/>
-          </w:tcPr>
-          <w:p>
-            <w:r>
-              <w:t>27%</w:t>
-            </w:r>
-          </w:p>
-        </w:tc>
-      </w:tr>
-      <w:tr>
-        <w:tc>
-          <w:tcPr>
-            <w:tcW w:type="dxa" w:w="2160"/>
-          </w:tcPr>
-          <w:p>
-            <w:r>
-              <w:t>鸿睿思博网络有限公司</w:t>
-            </w:r>
-          </w:p>
-        </w:tc>
-        <w:tc>
-          <w:tcPr>
-            <w:tcW w:type="dxa" w:w="2160"/>
-          </w:tcPr>
-          <w:p>
-            <w:r>
-              <w:t>新能源</w:t>
-            </w:r>
-          </w:p>
-        </w:tc>
-        <w:tc>
-          <w:tcPr>
-            <w:tcW w:type="dxa" w:w="2160"/>
-          </w:tcPr>
-          <w:p>
-            <w:r>
-              <w:t>221亿</w:t>
-            </w:r>
-          </w:p>
-        </w:tc>
-        <w:tc>
-          <w:tcPr>
-            <w:tcW w:type="dxa" w:w="2160"/>
-          </w:tcPr>
-          <w:p>
-            <w:r>
-              <w:t>8%</w:t>
-            </w:r>
-          </w:p>
-        </w:tc>
-      </w:tr>
-      <w:tr>
-        <w:tc>
-          <w:tcPr>
-            <w:tcW w:type="dxa" w:w="2160"/>
-          </w:tcPr>
-          <w:p>
-            <w:r>
-              <w:t>凌云网络有限公司</w:t>
-            </w:r>
-          </w:p>
-        </w:tc>
-        <w:tc>
-          <w:tcPr>
-            <w:tcW w:type="dxa" w:w="2160"/>
-          </w:tcPr>
-          <w:p>
-            <w:r>
-              <w:t>医疗科技</w:t>
-            </w:r>
-          </w:p>
-        </w:tc>
-        <w:tc>
-          <w:tcPr>
-            <w:tcW w:type="dxa" w:w="2160"/>
-          </w:tcPr>
-          <w:p>
-            <w:r>
-              <w:t>121亿</w:t>
-            </w:r>
-          </w:p>
-        </w:tc>
-        <w:tc>
-          <w:tcPr>
-            <w:tcW w:type="dxa" w:w="2160"/>
-          </w:tcPr>
-          <w:p>
-            <w:r>
-              <w:t>15%</w:t>
-            </w:r>
-          </w:p>
-        </w:tc>
-      </w:tr>
-      <w:tr>
-        <w:tc>
-          <w:tcPr>
-            <w:tcW w:type="dxa" w:w="2160"/>
-          </w:tcPr>
-          <w:p>
-            <w:r>
-              <w:t>创联世纪科技有限公司</w:t>
-            </w:r>
-          </w:p>
-        </w:tc>
-        <w:tc>
-          <w:tcPr>
-            <w:tcW w:type="dxa" w:w="2160"/>
-          </w:tcPr>
-          <w:p>
-            <w:r>
-              <w:t>医疗科技</w:t>
-            </w:r>
-          </w:p>
-        </w:tc>
-        <w:tc>
-          <w:tcPr>
-            <w:tcW w:type="dxa" w:w="2160"/>
-          </w:tcPr>
-          <w:p>
-            <w:r>
-              <w:t>147亿</w:t>
-            </w:r>
-          </w:p>
-        </w:tc>
-        <w:tc>
-          <w:tcPr>
-            <w:tcW w:type="dxa" w:w="2160"/>
-          </w:tcPr>
-          <w:p>
-            <w:r>
-              <w:t>5%</w:t>
-            </w:r>
-          </w:p>
-        </w:tc>
-      </w:tr>
-      <w:tr>
-        <w:tc>
-          <w:tcPr>
-            <w:tcW w:type="dxa" w:w="2160"/>
-          </w:tcPr>
-          <w:p>
-            <w:r>
-              <w:t>创亿网络有限公司</w:t>
-            </w:r>
-          </w:p>
-        </w:tc>
-        <w:tc>
-          <w:tcPr>
-            <w:tcW w:type="dxa" w:w="2160"/>
-          </w:tcPr>
-          <w:p>
-            <w:r>
-              <w:t>云计算</w:t>
-            </w:r>
-          </w:p>
-        </w:tc>
-        <w:tc>
-          <w:tcPr>
-            <w:tcW w:type="dxa" w:w="2160"/>
-          </w:tcPr>
-          <w:p>
-            <w:r>
-              <w:t>232亿</w:t>
-            </w:r>
-          </w:p>
-        </w:tc>
-        <w:tc>
-          <w:tcPr>
-            <w:tcW w:type="dxa" w:w="2160"/>
-          </w:tcPr>
-          <w:p>
-            <w:r>
-              <w:t>11%</w:t>
-            </w:r>
-          </w:p>
-        </w:tc>
-      </w:tr>
-      <w:tr>
-        <w:tc>
-          <w:tcPr>
-            <w:tcW w:type="dxa" w:w="2160"/>
-          </w:tcPr>
-          <w:p>
-            <w:r>
-              <w:t>创联世纪科技有限公司</w:t>
-            </w:r>
-          </w:p>
-        </w:tc>
-        <w:tc>
-          <w:tcPr>
-            <w:tcW w:type="dxa" w:w="2160"/>
-          </w:tcPr>
-          <w:p>
-            <w:r>
-              <w:t>医疗科技</w:t>
-            </w:r>
-          </w:p>
-        </w:tc>
-        <w:tc>
-          <w:tcPr>
-            <w:tcW w:type="dxa" w:w="2160"/>
-          </w:tcPr>
-          <w:p>
-            <w:r>
-              <w:t>583亿</w:t>
-            </w:r>
-          </w:p>
-        </w:tc>
-        <w:tc>
-          <w:tcPr>
-            <w:tcW w:type="dxa" w:w="2160"/>
-          </w:tcPr>
-          <w:p>
-            <w:r>
-              <w:t>20%</w:t>
-            </w:r>
-          </w:p>
-        </w:tc>
-      </w:tr>
-      <w:tr>
-        <w:tc>
-          <w:tcPr>
-            <w:tcW w:type="dxa" w:w="2160"/>
-          </w:tcPr>
-          <w:p>
-            <w:r>
-              <w:t>兰金电子网络有限公司</w:t>
-            </w:r>
-          </w:p>
-        </w:tc>
-        <w:tc>
-          <w:tcPr>
-            <w:tcW w:type="dxa" w:w="2160"/>
-          </w:tcPr>
-          <w:p>
-            <w:r>
-              <w:t>消费科技</w:t>
-            </w:r>
-          </w:p>
-        </w:tc>
-        <w:tc>
-          <w:tcPr>
-            <w:tcW w:type="dxa" w:w="2160"/>
-          </w:tcPr>
-          <w:p>
-            <w:r>
-              <w:t>661亿</w:t>
-            </w:r>
-          </w:p>
-        </w:tc>
-        <w:tc>
-          <w:tcPr>
-            <w:tcW w:type="dxa" w:w="2160"/>
-          </w:tcPr>
-          <w:p>
-            <w:r>
-              <w:t>14%</w:t>
-            </w:r>
-          </w:p>
-        </w:tc>
-      </w:tr>
-      <w:tr>
-        <w:tc>
-          <w:tcPr>
-            <w:tcW w:type="dxa" w:w="2160"/>
-          </w:tcPr>
-          <w:p>
-            <w:r>
-              <w:t>东方峻景网络有限公司</w:t>
-            </w:r>
-          </w:p>
-        </w:tc>
-        <w:tc>
-          <w:tcPr>
-            <w:tcW w:type="dxa" w:w="2160"/>
-          </w:tcPr>
-          <w:p>
-            <w:r>
-              <w:t>机器人</w:t>
-            </w:r>
-          </w:p>
-        </w:tc>
-        <w:tc>
-          <w:tcPr>
-            <w:tcW w:type="dxa" w:w="2160"/>
-          </w:tcPr>
-          <w:p>
-            <w:r>
-              <w:t>196亿</w:t>
-            </w:r>
-          </w:p>
-        </w:tc>
-        <w:tc>
-          <w:tcPr>
-            <w:tcW w:type="dxa" w:w="2160"/>
-          </w:tcPr>
-          <w:p>
-            <w:r>
-              <w:t>20%</w:t>
-            </w:r>
-          </w:p>
-        </w:tc>
-      </w:tr>
-      <w:tr>
-        <w:tc>
-          <w:tcPr>
-            <w:tcW w:type="dxa" w:w="2160"/>
-          </w:tcPr>
-          <w:p>
-            <w:r>
-              <w:t>东方峻景传媒有限公司</w:t>
-            </w:r>
-          </w:p>
-        </w:tc>
-        <w:tc>
-          <w:tcPr>
-            <w:tcW w:type="dxa" w:w="2160"/>
-          </w:tcPr>
-          <w:p>
-            <w:r>
-              <w:t>新能源</w:t>
-            </w:r>
-          </w:p>
-        </w:tc>
-        <w:tc>
-          <w:tcPr>
-            <w:tcW w:type="dxa" w:w="2160"/>
-          </w:tcPr>
-          <w:p>
-            <w:r>
-              <w:t>716亿</w:t>
-            </w:r>
-          </w:p>
-        </w:tc>
-        <w:tc>
-          <w:tcPr>
-            <w:tcW w:type="dxa" w:w="2160"/>
-          </w:tcPr>
-          <w:p>
-            <w:r>
-              <w:t>19%</w:t>
-            </w:r>
-          </w:p>
-        </w:tc>
-      </w:tr>
-      <w:tr>
-        <w:tc>
-          <w:tcPr>
-            <w:tcW w:type="dxa" w:w="2160"/>
-          </w:tcPr>
-          <w:p>
-            <w:r>
-              <w:t>雨林木风计算机科技有限公司</w:t>
-            </w:r>
-          </w:p>
-        </w:tc>
-        <w:tc>
-          <w:tcPr>
-            <w:tcW w:type="dxa" w:w="2160"/>
-          </w:tcPr>
-          <w:p>
-            <w:r>
-              <w:t>人工智能</w:t>
-            </w:r>
-          </w:p>
-        </w:tc>
-        <w:tc>
-          <w:tcPr>
-            <w:tcW w:type="dxa" w:w="2160"/>
-          </w:tcPr>
-          <w:p>
-            <w:r>
-              <w:t>195亿</w:t>
-            </w:r>
-          </w:p>
-        </w:tc>
-        <w:tc>
-          <w:tcPr>
-            <w:tcW w:type="dxa" w:w="2160"/>
-          </w:tcPr>
-          <w:p>
-            <w:r>
-              <w:t>12%</w:t>
-            </w:r>
-          </w:p>
-        </w:tc>
-      </w:tr>
-      <w:tr>
-        <w:tc>
-          <w:tcPr>
-            <w:tcW w:type="dxa" w:w="2160"/>
-          </w:tcPr>
-          <w:p>
-            <w:r>
-              <w:t>天益科技有限公司</w:t>
-            </w:r>
-          </w:p>
-        </w:tc>
-        <w:tc>
-          <w:tcPr>
-            <w:tcW w:type="dxa" w:w="2160"/>
-          </w:tcPr>
-          <w:p>
-            <w:r>
-              <w:t>半导体</w:t>
-            </w:r>
-          </w:p>
-        </w:tc>
-        <w:tc>
-          <w:tcPr>
-            <w:tcW w:type="dxa" w:w="2160"/>
-          </w:tcPr>
-          <w:p>
-            <w:r>
-              <w:t>768亿</w:t>
-            </w:r>
-          </w:p>
-        </w:tc>
-        <w:tc>
-          <w:tcPr>
-            <w:tcW w:type="dxa" w:w="2160"/>
-          </w:tcPr>
-          <w:p>
-            <w:r>
-              <w:t>12%</w:t>
-            </w:r>
-          </w:p>
-        </w:tc>
-      </w:tr>
-      <w:tr>
-        <w:tc>
-          <w:tcPr>
-            <w:tcW w:type="dxa" w:w="2160"/>
-          </w:tcPr>
-          <w:p>
-            <w:r>
-              <w:t>和泰科技有限公司</w:t>
-            </w:r>
-          </w:p>
-        </w:tc>
-        <w:tc>
-          <w:tcPr>
-            <w:tcW w:type="dxa" w:w="2160"/>
-          </w:tcPr>
-          <w:p>
-            <w:r>
-              <w:t>人工智能</w:t>
-            </w:r>
-          </w:p>
-        </w:tc>
-        <w:tc>
-          <w:tcPr>
-            <w:tcW w:type="dxa" w:w="2160"/>
-          </w:tcPr>
-          <w:p>
-            <w:r>
-              <w:t>710亿</w:t>
-            </w:r>
-          </w:p>
-        </w:tc>
-        <w:tc>
-          <w:tcPr>
-            <w:tcW w:type="dxa" w:w="2160"/>
-          </w:tcPr>
-          <w:p>
-            <w:r>
-              <w:t>23%</w:t>
-            </w:r>
-          </w:p>
-        </w:tc>
-      </w:tr>
-      <w:tr>
-        <w:tc>
-          <w:tcPr>
-            <w:tcW w:type="dxa" w:w="2160"/>
-          </w:tcPr>
-          <w:p>
-            <w:r>
-              <w:t>雨林木风计算机科技有限公司</w:t>
-            </w:r>
-          </w:p>
-        </w:tc>
-        <w:tc>
-          <w:tcPr>
-            <w:tcW w:type="dxa" w:w="2160"/>
-          </w:tcPr>
-          <w:p>
-            <w:r>
-              <w:t>人工智能</w:t>
-            </w:r>
-          </w:p>
-        </w:tc>
-        <w:tc>
-          <w:tcPr>
-            <w:tcW w:type="dxa" w:w="2160"/>
-          </w:tcPr>
-          <w:p>
-            <w:r>
-              <w:t>230亿</w:t>
-            </w:r>
-          </w:p>
-        </w:tc>
-        <w:tc>
-          <w:tcPr>
-            <w:tcW w:type="dxa" w:w="2160"/>
-          </w:tcPr>
-          <w:p>
-            <w:r>
-              <w:t>17%</w:t>
-            </w:r>
-          </w:p>
-        </w:tc>
-      </w:tr>
-    </w:tbl>
-    <w:p>
-      <w:pPr>
-        <w:pStyle w:val="Heading1"/>
-      </w:pPr>
-      <w:r>
-        <w:t>行业分析 2</w:t>
       </w:r>
     </w:p>
     <w:p>
@@ -814,9 +43,780 @@
     <w:p>
       <w:r>
         <w:br/>
-        <w:t>根据内部财务模型测算，佳禾科技有限公司 在未来三年</w:t>
+        <w:t>风险管理部认为，半导体 行业仍然面临若干</w:t>
         <w:br/>
-        <w:t>收入复合增长率预计可达到 13% 左右。</w:t>
+        <w:t>不确定性因素，包括技术迭代风险、政策变化、</w:t>
+        <w:br/>
+        <w:t>以及市场竞争加剧等问题。</w:t>
+        <w:br/>
+      </w:r>
+    </w:p>
+    <w:p>
+      <w:r>
+        <w:br/>
+        <w:t>风险管理部认为，云计算 行业仍然面临若干</w:t>
+        <w:br/>
+        <w:t>不确定性因素，包括技术迭代风险、政策变化、</w:t>
+        <w:br/>
+        <w:t>以及市场竞争加剧等问题。</w:t>
+        <w:br/>
+      </w:r>
+    </w:p>
+    <w:p>
+      <w:r>
+        <w:br/>
+        <w:t>从产业链角度看，新能源 行业主要由上游设备厂商、</w:t>
+        <w:br/>
+        <w:t>中游平台企业以及下游应用厂商组成。</w:t>
+        <w:br/>
+        <w:t>恩悌网络有限公司 主要位于产业链的 上游 环节。</w:t>
+        <w:br/>
+      </w:r>
+    </w:p>
+    <w:p>
+      <w:r>
+        <w:br/>
+        <w:t>从产业链角度看，消费科技 行业主要由上游设备厂商、</w:t>
+        <w:br/>
+        <w:t>中游平台企业以及下游应用厂商组成。</w:t>
+        <w:br/>
+        <w:t>方正科技信息有限公司 主要位于产业链的 上游 环节。</w:t>
+        <w:br/>
+      </w:r>
+    </w:p>
+    <w:p>
+      <w:r>
+        <w:br/>
+        <w:t>信诚致远网络有限公司 是中国 半导体 行业的重要企业之一。</w:t>
+        <w:br/>
+        <w:t>根据华辰资本 资产配置委员会 的研究，该公司成立于 2015 年，</w:t>
+        <w:br/>
+        <w:t>目前员工规模约 2901 人。公司近年来持续加大研发投入，</w:t>
+        <w:br/>
+        <w:t>在核心技术方面形成了较强的竞争壁垒。</w:t>
+        <w:br/>
+      </w:r>
+    </w:p>
+    <w:p>
+      <w:r>
+        <w:br/>
+        <w:t>风险管理部认为，半导体 行业仍然面临若干</w:t>
+        <w:br/>
+        <w:t>不确定性因素，包括技术迭代风险、政策变化、</w:t>
+        <w:br/>
+        <w:t>以及市场竞争加剧等问题。</w:t>
+        <w:br/>
+      </w:r>
+    </w:p>
+    <w:tbl>
+      <w:tblPr>
+        <w:tblW w:type="auto" w:w="0"/>
+        <w:tblLook w:firstColumn="1" w:firstRow="1" w:lastColumn="0" w:lastRow="0" w:noHBand="0" w:noVBand="1" w:val="04A0"/>
+      </w:tblPr>
+      <w:tblGrid>
+        <w:gridCol w:w="2160"/>
+        <w:gridCol w:w="2160"/>
+        <w:gridCol w:w="2160"/>
+        <w:gridCol w:w="2160"/>
+      </w:tblGrid>
+      <w:tr>
+        <w:tc>
+          <w:tcPr>
+            <w:tcW w:type="dxa" w:w="2160"/>
+          </w:tcPr>
+          <w:p>
+            <w:r>
+              <w:t>公司</w:t>
+            </w:r>
+          </w:p>
+        </w:tc>
+        <w:tc>
+          <w:tcPr>
+            <w:tcW w:type="dxa" w:w="2160"/>
+          </w:tcPr>
+          <w:p>
+            <w:r>
+              <w:t>行业</w:t>
+            </w:r>
+          </w:p>
+        </w:tc>
+        <w:tc>
+          <w:tcPr>
+            <w:tcW w:type="dxa" w:w="2160"/>
+          </w:tcPr>
+          <w:p>
+            <w:r>
+              <w:t>市值</w:t>
+            </w:r>
+          </w:p>
+        </w:tc>
+        <w:tc>
+          <w:tcPr>
+            <w:tcW w:type="dxa" w:w="2160"/>
+          </w:tcPr>
+          <w:p>
+            <w:r>
+              <w:t>增长率</w:t>
+            </w:r>
+          </w:p>
+        </w:tc>
+      </w:tr>
+      <w:tr>
+        <w:tc>
+          <w:tcPr>
+            <w:tcW w:type="dxa" w:w="2160"/>
+          </w:tcPr>
+          <w:p>
+            <w:r>
+              <w:t>戴硕电子网络有限公司</w:t>
+            </w:r>
+          </w:p>
+        </w:tc>
+        <w:tc>
+          <w:tcPr>
+            <w:tcW w:type="dxa" w:w="2160"/>
+          </w:tcPr>
+          <w:p>
+            <w:r>
+              <w:t>新能源</w:t>
+            </w:r>
+          </w:p>
+        </w:tc>
+        <w:tc>
+          <w:tcPr>
+            <w:tcW w:type="dxa" w:w="2160"/>
+          </w:tcPr>
+          <w:p>
+            <w:r>
+              <w:t>207亿</w:t>
+            </w:r>
+          </w:p>
+        </w:tc>
+        <w:tc>
+          <w:tcPr>
+            <w:tcW w:type="dxa" w:w="2160"/>
+          </w:tcPr>
+          <w:p>
+            <w:r>
+              <w:t>29%</w:t>
+            </w:r>
+          </w:p>
+        </w:tc>
+      </w:tr>
+      <w:tr>
+        <w:tc>
+          <w:tcPr>
+            <w:tcW w:type="dxa" w:w="2160"/>
+          </w:tcPr>
+          <w:p>
+            <w:r>
+              <w:t>中建创业科技有限公司</w:t>
+            </w:r>
+          </w:p>
+        </w:tc>
+        <w:tc>
+          <w:tcPr>
+            <w:tcW w:type="dxa" w:w="2160"/>
+          </w:tcPr>
+          <w:p>
+            <w:r>
+              <w:t>半导体</w:t>
+            </w:r>
+          </w:p>
+        </w:tc>
+        <w:tc>
+          <w:tcPr>
+            <w:tcW w:type="dxa" w:w="2160"/>
+          </w:tcPr>
+          <w:p>
+            <w:r>
+              <w:t>511亿</w:t>
+            </w:r>
+          </w:p>
+        </w:tc>
+        <w:tc>
+          <w:tcPr>
+            <w:tcW w:type="dxa" w:w="2160"/>
+          </w:tcPr>
+          <w:p>
+            <w:r>
+              <w:t>17%</w:t>
+            </w:r>
+          </w:p>
+        </w:tc>
+      </w:tr>
+      <w:tr>
+        <w:tc>
+          <w:tcPr>
+            <w:tcW w:type="dxa" w:w="2160"/>
+          </w:tcPr>
+          <w:p>
+            <w:r>
+              <w:t>通际名联网络有限公司</w:t>
+            </w:r>
+          </w:p>
+        </w:tc>
+        <w:tc>
+          <w:tcPr>
+            <w:tcW w:type="dxa" w:w="2160"/>
+          </w:tcPr>
+          <w:p>
+            <w:r>
+              <w:t>机器人</w:t>
+            </w:r>
+          </w:p>
+        </w:tc>
+        <w:tc>
+          <w:tcPr>
+            <w:tcW w:type="dxa" w:w="2160"/>
+          </w:tcPr>
+          <w:p>
+            <w:r>
+              <w:t>769亿</w:t>
+            </w:r>
+          </w:p>
+        </w:tc>
+        <w:tc>
+          <w:tcPr>
+            <w:tcW w:type="dxa" w:w="2160"/>
+          </w:tcPr>
+          <w:p>
+            <w:r>
+              <w:t>10%</w:t>
+            </w:r>
+          </w:p>
+        </w:tc>
+      </w:tr>
+      <w:tr>
+        <w:tc>
+          <w:tcPr>
+            <w:tcW w:type="dxa" w:w="2160"/>
+          </w:tcPr>
+          <w:p>
+            <w:r>
+              <w:t>昂歌信息信息有限公司</w:t>
+            </w:r>
+          </w:p>
+        </w:tc>
+        <w:tc>
+          <w:tcPr>
+            <w:tcW w:type="dxa" w:w="2160"/>
+          </w:tcPr>
+          <w:p>
+            <w:r>
+              <w:t>消费科技</w:t>
+            </w:r>
+          </w:p>
+        </w:tc>
+        <w:tc>
+          <w:tcPr>
+            <w:tcW w:type="dxa" w:w="2160"/>
+          </w:tcPr>
+          <w:p>
+            <w:r>
+              <w:t>753亿</w:t>
+            </w:r>
+          </w:p>
+        </w:tc>
+        <w:tc>
+          <w:tcPr>
+            <w:tcW w:type="dxa" w:w="2160"/>
+          </w:tcPr>
+          <w:p>
+            <w:r>
+              <w:t>25%</w:t>
+            </w:r>
+          </w:p>
+        </w:tc>
+      </w:tr>
+      <w:tr>
+        <w:tc>
+          <w:tcPr>
+            <w:tcW w:type="dxa" w:w="2160"/>
+          </w:tcPr>
+          <w:p>
+            <w:r>
+              <w:t>九方传媒有限公司</w:t>
+            </w:r>
+          </w:p>
+        </w:tc>
+        <w:tc>
+          <w:tcPr>
+            <w:tcW w:type="dxa" w:w="2160"/>
+          </w:tcPr>
+          <w:p>
+            <w:r>
+              <w:t>医疗科技</w:t>
+            </w:r>
+          </w:p>
+        </w:tc>
+        <w:tc>
+          <w:tcPr>
+            <w:tcW w:type="dxa" w:w="2160"/>
+          </w:tcPr>
+          <w:p>
+            <w:r>
+              <w:t>564亿</w:t>
+            </w:r>
+          </w:p>
+        </w:tc>
+        <w:tc>
+          <w:tcPr>
+            <w:tcW w:type="dxa" w:w="2160"/>
+          </w:tcPr>
+          <w:p>
+            <w:r>
+              <w:t>23%</w:t>
+            </w:r>
+          </w:p>
+        </w:tc>
+      </w:tr>
+      <w:tr>
+        <w:tc>
+          <w:tcPr>
+            <w:tcW w:type="dxa" w:w="2160"/>
+          </w:tcPr>
+          <w:p>
+            <w:r>
+              <w:t>昂歌信息信息有限公司</w:t>
+            </w:r>
+          </w:p>
+        </w:tc>
+        <w:tc>
+          <w:tcPr>
+            <w:tcW w:type="dxa" w:w="2160"/>
+          </w:tcPr>
+          <w:p>
+            <w:r>
+              <w:t>消费科技</w:t>
+            </w:r>
+          </w:p>
+        </w:tc>
+        <w:tc>
+          <w:tcPr>
+            <w:tcW w:type="dxa" w:w="2160"/>
+          </w:tcPr>
+          <w:p>
+            <w:r>
+              <w:t>258亿</w:t>
+            </w:r>
+          </w:p>
+        </w:tc>
+        <w:tc>
+          <w:tcPr>
+            <w:tcW w:type="dxa" w:w="2160"/>
+          </w:tcPr>
+          <w:p>
+            <w:r>
+              <w:t>9%</w:t>
+            </w:r>
+          </w:p>
+        </w:tc>
+      </w:tr>
+      <w:tr>
+        <w:tc>
+          <w:tcPr>
+            <w:tcW w:type="dxa" w:w="2160"/>
+          </w:tcPr>
+          <w:p>
+            <w:r>
+              <w:t>鑫博腾飞信息有限公司</w:t>
+            </w:r>
+          </w:p>
+        </w:tc>
+        <w:tc>
+          <w:tcPr>
+            <w:tcW w:type="dxa" w:w="2160"/>
+          </w:tcPr>
+          <w:p>
+            <w:r>
+              <w:t>消费科技</w:t>
+            </w:r>
+          </w:p>
+        </w:tc>
+        <w:tc>
+          <w:tcPr>
+            <w:tcW w:type="dxa" w:w="2160"/>
+          </w:tcPr>
+          <w:p>
+            <w:r>
+              <w:t>550亿</w:t>
+            </w:r>
+          </w:p>
+        </w:tc>
+        <w:tc>
+          <w:tcPr>
+            <w:tcW w:type="dxa" w:w="2160"/>
+          </w:tcPr>
+          <w:p>
+            <w:r>
+              <w:t>22%</w:t>
+            </w:r>
+          </w:p>
+        </w:tc>
+      </w:tr>
+      <w:tr>
+        <w:tc>
+          <w:tcPr>
+            <w:tcW w:type="dxa" w:w="2160"/>
+          </w:tcPr>
+          <w:p>
+            <w:r>
+              <w:t>中建创业科技有限公司</w:t>
+            </w:r>
+          </w:p>
+        </w:tc>
+        <w:tc>
+          <w:tcPr>
+            <w:tcW w:type="dxa" w:w="2160"/>
+          </w:tcPr>
+          <w:p>
+            <w:r>
+              <w:t>半导体</w:t>
+            </w:r>
+          </w:p>
+        </w:tc>
+        <w:tc>
+          <w:tcPr>
+            <w:tcW w:type="dxa" w:w="2160"/>
+          </w:tcPr>
+          <w:p>
+            <w:r>
+              <w:t>744亿</w:t>
+            </w:r>
+          </w:p>
+        </w:tc>
+        <w:tc>
+          <w:tcPr>
+            <w:tcW w:type="dxa" w:w="2160"/>
+          </w:tcPr>
+          <w:p>
+            <w:r>
+              <w:t>16%</w:t>
+            </w:r>
+          </w:p>
+        </w:tc>
+      </w:tr>
+      <w:tr>
+        <w:tc>
+          <w:tcPr>
+            <w:tcW w:type="dxa" w:w="2160"/>
+          </w:tcPr>
+          <w:p>
+            <w:r>
+              <w:t>精芯信息有限公司</w:t>
+            </w:r>
+          </w:p>
+        </w:tc>
+        <w:tc>
+          <w:tcPr>
+            <w:tcW w:type="dxa" w:w="2160"/>
+          </w:tcPr>
+          <w:p>
+            <w:r>
+              <w:t>半导体</w:t>
+            </w:r>
+          </w:p>
+        </w:tc>
+        <w:tc>
+          <w:tcPr>
+            <w:tcW w:type="dxa" w:w="2160"/>
+          </w:tcPr>
+          <w:p>
+            <w:r>
+              <w:t>781亿</w:t>
+            </w:r>
+          </w:p>
+        </w:tc>
+        <w:tc>
+          <w:tcPr>
+            <w:tcW w:type="dxa" w:w="2160"/>
+          </w:tcPr>
+          <w:p>
+            <w:r>
+              <w:t>27%</w:t>
+            </w:r>
+          </w:p>
+        </w:tc>
+      </w:tr>
+      <w:tr>
+        <w:tc>
+          <w:tcPr>
+            <w:tcW w:type="dxa" w:w="2160"/>
+          </w:tcPr>
+          <w:p>
+            <w:r>
+              <w:t>新格林耐特网络有限公司</w:t>
+            </w:r>
+          </w:p>
+        </w:tc>
+        <w:tc>
+          <w:tcPr>
+            <w:tcW w:type="dxa" w:w="2160"/>
+          </w:tcPr>
+          <w:p>
+            <w:r>
+              <w:t>人工智能</w:t>
+            </w:r>
+          </w:p>
+        </w:tc>
+        <w:tc>
+          <w:tcPr>
+            <w:tcW w:type="dxa" w:w="2160"/>
+          </w:tcPr>
+          <w:p>
+            <w:r>
+              <w:t>274亿</w:t>
+            </w:r>
+          </w:p>
+        </w:tc>
+        <w:tc>
+          <w:tcPr>
+            <w:tcW w:type="dxa" w:w="2160"/>
+          </w:tcPr>
+          <w:p>
+            <w:r>
+              <w:t>23%</w:t>
+            </w:r>
+          </w:p>
+        </w:tc>
+      </w:tr>
+      <w:tr>
+        <w:tc>
+          <w:tcPr>
+            <w:tcW w:type="dxa" w:w="2160"/>
+          </w:tcPr>
+          <w:p>
+            <w:r>
+              <w:t>飞海科技传媒有限公司</w:t>
+            </w:r>
+          </w:p>
+        </w:tc>
+        <w:tc>
+          <w:tcPr>
+            <w:tcW w:type="dxa" w:w="2160"/>
+          </w:tcPr>
+          <w:p>
+            <w:r>
+              <w:t>消费科技</w:t>
+            </w:r>
+          </w:p>
+        </w:tc>
+        <w:tc>
+          <w:tcPr>
+            <w:tcW w:type="dxa" w:w="2160"/>
+          </w:tcPr>
+          <w:p>
+            <w:r>
+              <w:t>517亿</w:t>
+            </w:r>
+          </w:p>
+        </w:tc>
+        <w:tc>
+          <w:tcPr>
+            <w:tcW w:type="dxa" w:w="2160"/>
+          </w:tcPr>
+          <w:p>
+            <w:r>
+              <w:t>24%</w:t>
+            </w:r>
+          </w:p>
+        </w:tc>
+      </w:tr>
+      <w:tr>
+        <w:tc>
+          <w:tcPr>
+            <w:tcW w:type="dxa" w:w="2160"/>
+          </w:tcPr>
+          <w:p>
+            <w:r>
+              <w:t>联软科技有限公司</w:t>
+            </w:r>
+          </w:p>
+        </w:tc>
+        <w:tc>
+          <w:tcPr>
+            <w:tcW w:type="dxa" w:w="2160"/>
+          </w:tcPr>
+          <w:p>
+            <w:r>
+              <w:t>消费科技</w:t>
+            </w:r>
+          </w:p>
+        </w:tc>
+        <w:tc>
+          <w:tcPr>
+            <w:tcW w:type="dxa" w:w="2160"/>
+          </w:tcPr>
+          <w:p>
+            <w:r>
+              <w:t>215亿</w:t>
+            </w:r>
+          </w:p>
+        </w:tc>
+        <w:tc>
+          <w:tcPr>
+            <w:tcW w:type="dxa" w:w="2160"/>
+          </w:tcPr>
+          <w:p>
+            <w:r>
+              <w:t>8%</w:t>
+            </w:r>
+          </w:p>
+        </w:tc>
+      </w:tr>
+      <w:tr>
+        <w:tc>
+          <w:tcPr>
+            <w:tcW w:type="dxa" w:w="2160"/>
+          </w:tcPr>
+          <w:p>
+            <w:r>
+              <w:t>雨林木风计算机科技有限公司</w:t>
+            </w:r>
+          </w:p>
+        </w:tc>
+        <w:tc>
+          <w:tcPr>
+            <w:tcW w:type="dxa" w:w="2160"/>
+          </w:tcPr>
+          <w:p>
+            <w:r>
+              <w:t>半导体</w:t>
+            </w:r>
+          </w:p>
+        </w:tc>
+        <w:tc>
+          <w:tcPr>
+            <w:tcW w:type="dxa" w:w="2160"/>
+          </w:tcPr>
+          <w:p>
+            <w:r>
+              <w:t>455亿</w:t>
+            </w:r>
+          </w:p>
+        </w:tc>
+        <w:tc>
+          <w:tcPr>
+            <w:tcW w:type="dxa" w:w="2160"/>
+          </w:tcPr>
+          <w:p>
+            <w:r>
+              <w:t>29%</w:t>
+            </w:r>
+          </w:p>
+        </w:tc>
+      </w:tr>
+      <w:tr>
+        <w:tc>
+          <w:tcPr>
+            <w:tcW w:type="dxa" w:w="2160"/>
+          </w:tcPr>
+          <w:p>
+            <w:r>
+              <w:t>信诚致远网络有限公司</w:t>
+            </w:r>
+          </w:p>
+        </w:tc>
+        <w:tc>
+          <w:tcPr>
+            <w:tcW w:type="dxa" w:w="2160"/>
+          </w:tcPr>
+          <w:p>
+            <w:r>
+              <w:t>半导体</w:t>
+            </w:r>
+          </w:p>
+        </w:tc>
+        <w:tc>
+          <w:tcPr>
+            <w:tcW w:type="dxa" w:w="2160"/>
+          </w:tcPr>
+          <w:p>
+            <w:r>
+              <w:t>736亿</w:t>
+            </w:r>
+          </w:p>
+        </w:tc>
+        <w:tc>
+          <w:tcPr>
+            <w:tcW w:type="dxa" w:w="2160"/>
+          </w:tcPr>
+          <w:p>
+            <w:r>
+              <w:t>29%</w:t>
+            </w:r>
+          </w:p>
+        </w:tc>
+      </w:tr>
+      <w:tr>
+        <w:tc>
+          <w:tcPr>
+            <w:tcW w:type="dxa" w:w="2160"/>
+          </w:tcPr>
+          <w:p>
+            <w:r>
+              <w:t>中建创业科技有限公司</w:t>
+            </w:r>
+          </w:p>
+        </w:tc>
+        <w:tc>
+          <w:tcPr>
+            <w:tcW w:type="dxa" w:w="2160"/>
+          </w:tcPr>
+          <w:p>
+            <w:r>
+              <w:t>半导体</w:t>
+            </w:r>
+          </w:p>
+        </w:tc>
+        <w:tc>
+          <w:tcPr>
+            <w:tcW w:type="dxa" w:w="2160"/>
+          </w:tcPr>
+          <w:p>
+            <w:r>
+              <w:t>630亿</w:t>
+            </w:r>
+          </w:p>
+        </w:tc>
+        <w:tc>
+          <w:tcPr>
+            <w:tcW w:type="dxa" w:w="2160"/>
+          </w:tcPr>
+          <w:p>
+            <w:r>
+              <w:t>8%</w:t>
+            </w:r>
+          </w:p>
+        </w:tc>
+      </w:tr>
+    </w:tbl>
+    <w:p>
+      <w:pPr>
+        <w:pStyle w:val="Heading1"/>
+      </w:pPr>
+      <w:r>
+        <w:t>行业分析 2</w:t>
+      </w:r>
+    </w:p>
+    <w:p>
+      <w:r>
+        <w:br/>
+        <w:t>风险管理部认为，医疗科技 行业仍然面临若干</w:t>
+        <w:br/>
+        <w:t>不确定性因素，包括技术迭代风险、政策变化、</w:t>
+        <w:br/>
+        <w:t>以及市场竞争加剧等问题。</w:t>
+        <w:br/>
+      </w:r>
+    </w:p>
+    <w:p>
+      <w:r>
+        <w:br/>
+        <w:t>根据内部财务模型测算，九方传媒有限公司 在未来三年</w:t>
+        <w:br/>
+        <w:t>收入复合增长率预计可达到 12% 左右。</w:t>
         <w:br/>
         <w:t>该预测基于行业需求增长以及公司产能扩张计划。</w:t>
         <w:br/>
@@ -825,9 +825,9 @@
     <w:p>
       <w:r>
         <w:br/>
-        <w:t>根据内部财务模型测算，国讯网络有限公司 在未来三年</w:t>
+        <w:t>根据内部财务模型测算，信诚致远科技有限公司 在未来三年</w:t>
         <w:br/>
-        <w:t>收入复合增长率预计可达到 31% 左右。</w:t>
+        <w:t>收入复合增长率预计可达到 10% 左右。</w:t>
         <w:br/>
         <w:t>该预测基于行业需求增长以及公司产能扩张计划。</w:t>
         <w:br/>
@@ -836,13 +836,11 @@
     <w:p>
       <w:r>
         <w:br/>
-        <w:t>浦华众城信息有限公司 是中国 云计算 行业的重要企业之一。</w:t>
+        <w:t>华辰资本旗下的 HC Quant Arbitrage Fund 在最近的资产配置会议中</w:t>
         <w:br/>
-        <w:t>根据华辰资本 投资策略部 的研究，该公司成立于 2015 年，</w:t>
+        <w:t>讨论了 半导体 行业的投资机会，并对 联软网络有限公司</w:t>
         <w:br/>
-        <w:t>目前员工规模约 2962 人。公司近年来持续加大研发投入，</w:t>
-        <w:br/>
-        <w:t>在核心技术方面形成了较强的竞争壁垒。</w:t>
+        <w:t>进行了重点评估。</w:t>
         <w:br/>
       </w:r>
     </w:p>
@@ -853,18 +851,782 @@
         <w:br/>
         <w:t>中游平台企业以及下游应用厂商组成。</w:t>
         <w:br/>
-        <w:t>佳禾科技有限公司 主要位于产业链的 上游 环节。</w:t>
+        <w:t>精芯信息有限公司 主要位于产业链的 下游 环节。</w:t>
         <w:br/>
       </w:r>
     </w:p>
     <w:p>
       <w:r>
         <w:br/>
-        <w:t>兰金电子网络有限公司 是中国 消费科技 行业的重要企业之一。</w:t>
+        <w:t>华泰通安传媒有限公司 是中国 消费科技 行业的重要企业之一。</w:t>
+        <w:br/>
+        <w:t>根据华辰资本 风险管理部 的研究，该公司成立于 2006 年，</w:t>
+        <w:br/>
+        <w:t>目前员工规模约 1155 人。公司近年来持续加大研发投入，</w:t>
+        <w:br/>
+        <w:t>在核心技术方面形成了较强的竞争壁垒。</w:t>
+        <w:br/>
+      </w:r>
+    </w:p>
+    <w:p>
+      <w:r>
+        <w:br/>
+        <w:t>恩悌网络有限公司 是中国 新能源 行业的重要企业之一。</w:t>
+        <w:br/>
+        <w:t>根据华辰资本 投资策略部 的研究，该公司成立于 2011 年，</w:t>
+        <w:br/>
+        <w:t>目前员工规模约 7408 人。公司近年来持续加大研发投入，</w:t>
+        <w:br/>
+        <w:t>在核心技术方面形成了较强的竞争壁垒。</w:t>
+        <w:br/>
+      </w:r>
+    </w:p>
+    <w:p>
+      <w:r>
+        <w:br/>
+        <w:t>方正科技信息有限公司 是中国 消费科技 行业的重要企业之一。</w:t>
         <w:br/>
         <w:t>根据华辰资本 量化研究部 的研究，该公司成立于 2006 年，</w:t>
         <w:br/>
-        <w:t>目前员工规模约 4629 人。公司近年来持续加大研发投入，</w:t>
+        <w:t>目前员工规模约 4942 人。公司近年来持续加大研发投入，</w:t>
+        <w:br/>
+        <w:t>在核心技术方面形成了较强的竞争壁垒。</w:t>
+        <w:br/>
+      </w:r>
+    </w:p>
+    <w:tbl>
+      <w:tblPr>
+        <w:tblW w:type="auto" w:w="0"/>
+        <w:tblLook w:firstColumn="1" w:firstRow="1" w:lastColumn="0" w:lastRow="0" w:noHBand="0" w:noVBand="1" w:val="04A0"/>
+      </w:tblPr>
+      <w:tblGrid>
+        <w:gridCol w:w="2160"/>
+        <w:gridCol w:w="2160"/>
+        <w:gridCol w:w="2160"/>
+        <w:gridCol w:w="2160"/>
+      </w:tblGrid>
+      <w:tr>
+        <w:tc>
+          <w:tcPr>
+            <w:tcW w:type="dxa" w:w="2160"/>
+          </w:tcPr>
+          <w:p>
+            <w:r>
+              <w:t>公司</w:t>
+            </w:r>
+          </w:p>
+        </w:tc>
+        <w:tc>
+          <w:tcPr>
+            <w:tcW w:type="dxa" w:w="2160"/>
+          </w:tcPr>
+          <w:p>
+            <w:r>
+              <w:t>行业</w:t>
+            </w:r>
+          </w:p>
+        </w:tc>
+        <w:tc>
+          <w:tcPr>
+            <w:tcW w:type="dxa" w:w="2160"/>
+          </w:tcPr>
+          <w:p>
+            <w:r>
+              <w:t>市值</w:t>
+            </w:r>
+          </w:p>
+        </w:tc>
+        <w:tc>
+          <w:tcPr>
+            <w:tcW w:type="dxa" w:w="2160"/>
+          </w:tcPr>
+          <w:p>
+            <w:r>
+              <w:t>增长率</w:t>
+            </w:r>
+          </w:p>
+        </w:tc>
+      </w:tr>
+      <w:tr>
+        <w:tc>
+          <w:tcPr>
+            <w:tcW w:type="dxa" w:w="2160"/>
+          </w:tcPr>
+          <w:p>
+            <w:r>
+              <w:t>创联世纪信息有限公司</w:t>
+            </w:r>
+          </w:p>
+        </w:tc>
+        <w:tc>
+          <w:tcPr>
+            <w:tcW w:type="dxa" w:w="2160"/>
+          </w:tcPr>
+          <w:p>
+            <w:r>
+              <w:t>云计算</w:t>
+            </w:r>
+          </w:p>
+        </w:tc>
+        <w:tc>
+          <w:tcPr>
+            <w:tcW w:type="dxa" w:w="2160"/>
+          </w:tcPr>
+          <w:p>
+            <w:r>
+              <w:t>597亿</w:t>
+            </w:r>
+          </w:p>
+        </w:tc>
+        <w:tc>
+          <w:tcPr>
+            <w:tcW w:type="dxa" w:w="2160"/>
+          </w:tcPr>
+          <w:p>
+            <w:r>
+              <w:t>27%</w:t>
+            </w:r>
+          </w:p>
+        </w:tc>
+      </w:tr>
+      <w:tr>
+        <w:tc>
+          <w:tcPr>
+            <w:tcW w:type="dxa" w:w="2160"/>
+          </w:tcPr>
+          <w:p>
+            <w:r>
+              <w:t>明腾传媒有限公司</w:t>
+            </w:r>
+          </w:p>
+        </w:tc>
+        <w:tc>
+          <w:tcPr>
+            <w:tcW w:type="dxa" w:w="2160"/>
+          </w:tcPr>
+          <w:p>
+            <w:r>
+              <w:t>人工智能</w:t>
+            </w:r>
+          </w:p>
+        </w:tc>
+        <w:tc>
+          <w:tcPr>
+            <w:tcW w:type="dxa" w:w="2160"/>
+          </w:tcPr>
+          <w:p>
+            <w:r>
+              <w:t>263亿</w:t>
+            </w:r>
+          </w:p>
+        </w:tc>
+        <w:tc>
+          <w:tcPr>
+            <w:tcW w:type="dxa" w:w="2160"/>
+          </w:tcPr>
+          <w:p>
+            <w:r>
+              <w:t>27%</w:t>
+            </w:r>
+          </w:p>
+        </w:tc>
+      </w:tr>
+      <w:tr>
+        <w:tc>
+          <w:tcPr>
+            <w:tcW w:type="dxa" w:w="2160"/>
+          </w:tcPr>
+          <w:p>
+            <w:r>
+              <w:t>艾提科信科技有限公司</w:t>
+            </w:r>
+          </w:p>
+        </w:tc>
+        <w:tc>
+          <w:tcPr>
+            <w:tcW w:type="dxa" w:w="2160"/>
+          </w:tcPr>
+          <w:p>
+            <w:r>
+              <w:t>云计算</w:t>
+            </w:r>
+          </w:p>
+        </w:tc>
+        <w:tc>
+          <w:tcPr>
+            <w:tcW w:type="dxa" w:w="2160"/>
+          </w:tcPr>
+          <w:p>
+            <w:r>
+              <w:t>328亿</w:t>
+            </w:r>
+          </w:p>
+        </w:tc>
+        <w:tc>
+          <w:tcPr>
+            <w:tcW w:type="dxa" w:w="2160"/>
+          </w:tcPr>
+          <w:p>
+            <w:r>
+              <w:t>19%</w:t>
+            </w:r>
+          </w:p>
+        </w:tc>
+      </w:tr>
+      <w:tr>
+        <w:tc>
+          <w:tcPr>
+            <w:tcW w:type="dxa" w:w="2160"/>
+          </w:tcPr>
+          <w:p>
+            <w:r>
+              <w:t>雨林木风计算机科技有限公司</w:t>
+            </w:r>
+          </w:p>
+        </w:tc>
+        <w:tc>
+          <w:tcPr>
+            <w:tcW w:type="dxa" w:w="2160"/>
+          </w:tcPr>
+          <w:p>
+            <w:r>
+              <w:t>半导体</w:t>
+            </w:r>
+          </w:p>
+        </w:tc>
+        <w:tc>
+          <w:tcPr>
+            <w:tcW w:type="dxa" w:w="2160"/>
+          </w:tcPr>
+          <w:p>
+            <w:r>
+              <w:t>184亿</w:t>
+            </w:r>
+          </w:p>
+        </w:tc>
+        <w:tc>
+          <w:tcPr>
+            <w:tcW w:type="dxa" w:w="2160"/>
+          </w:tcPr>
+          <w:p>
+            <w:r>
+              <w:t>20%</w:t>
+            </w:r>
+          </w:p>
+        </w:tc>
+      </w:tr>
+      <w:tr>
+        <w:tc>
+          <w:tcPr>
+            <w:tcW w:type="dxa" w:w="2160"/>
+          </w:tcPr>
+          <w:p>
+            <w:r>
+              <w:t>图龙信息传媒有限公司</w:t>
+            </w:r>
+          </w:p>
+        </w:tc>
+        <w:tc>
+          <w:tcPr>
+            <w:tcW w:type="dxa" w:w="2160"/>
+          </w:tcPr>
+          <w:p>
+            <w:r>
+              <w:t>机器人</w:t>
+            </w:r>
+          </w:p>
+        </w:tc>
+        <w:tc>
+          <w:tcPr>
+            <w:tcW w:type="dxa" w:w="2160"/>
+          </w:tcPr>
+          <w:p>
+            <w:r>
+              <w:t>313亿</w:t>
+            </w:r>
+          </w:p>
+        </w:tc>
+        <w:tc>
+          <w:tcPr>
+            <w:tcW w:type="dxa" w:w="2160"/>
+          </w:tcPr>
+          <w:p>
+            <w:r>
+              <w:t>17%</w:t>
+            </w:r>
+          </w:p>
+        </w:tc>
+      </w:tr>
+      <w:tr>
+        <w:tc>
+          <w:tcPr>
+            <w:tcW w:type="dxa" w:w="2160"/>
+          </w:tcPr>
+          <w:p>
+            <w:r>
+              <w:t>雨林木风计算机科技有限公司</w:t>
+            </w:r>
+          </w:p>
+        </w:tc>
+        <w:tc>
+          <w:tcPr>
+            <w:tcW w:type="dxa" w:w="2160"/>
+          </w:tcPr>
+          <w:p>
+            <w:r>
+              <w:t>半导体</w:t>
+            </w:r>
+          </w:p>
+        </w:tc>
+        <w:tc>
+          <w:tcPr>
+            <w:tcW w:type="dxa" w:w="2160"/>
+          </w:tcPr>
+          <w:p>
+            <w:r>
+              <w:t>325亿</w:t>
+            </w:r>
+          </w:p>
+        </w:tc>
+        <w:tc>
+          <w:tcPr>
+            <w:tcW w:type="dxa" w:w="2160"/>
+          </w:tcPr>
+          <w:p>
+            <w:r>
+              <w:t>20%</w:t>
+            </w:r>
+          </w:p>
+        </w:tc>
+      </w:tr>
+      <w:tr>
+        <w:tc>
+          <w:tcPr>
+            <w:tcW w:type="dxa" w:w="2160"/>
+          </w:tcPr>
+          <w:p>
+            <w:r>
+              <w:t>创汇传媒有限公司</w:t>
+            </w:r>
+          </w:p>
+        </w:tc>
+        <w:tc>
+          <w:tcPr>
+            <w:tcW w:type="dxa" w:w="2160"/>
+          </w:tcPr>
+          <w:p>
+            <w:r>
+              <w:t>新能源</w:t>
+            </w:r>
+          </w:p>
+        </w:tc>
+        <w:tc>
+          <w:tcPr>
+            <w:tcW w:type="dxa" w:w="2160"/>
+          </w:tcPr>
+          <w:p>
+            <w:r>
+              <w:t>654亿</w:t>
+            </w:r>
+          </w:p>
+        </w:tc>
+        <w:tc>
+          <w:tcPr>
+            <w:tcW w:type="dxa" w:w="2160"/>
+          </w:tcPr>
+          <w:p>
+            <w:r>
+              <w:t>7%</w:t>
+            </w:r>
+          </w:p>
+        </w:tc>
+      </w:tr>
+      <w:tr>
+        <w:tc>
+          <w:tcPr>
+            <w:tcW w:type="dxa" w:w="2160"/>
+          </w:tcPr>
+          <w:p>
+            <w:r>
+              <w:t>华泰通安传媒有限公司</w:t>
+            </w:r>
+          </w:p>
+        </w:tc>
+        <w:tc>
+          <w:tcPr>
+            <w:tcW w:type="dxa" w:w="2160"/>
+          </w:tcPr>
+          <w:p>
+            <w:r>
+              <w:t>消费科技</w:t>
+            </w:r>
+          </w:p>
+        </w:tc>
+        <w:tc>
+          <w:tcPr>
+            <w:tcW w:type="dxa" w:w="2160"/>
+          </w:tcPr>
+          <w:p>
+            <w:r>
+              <w:t>148亿</w:t>
+            </w:r>
+          </w:p>
+        </w:tc>
+        <w:tc>
+          <w:tcPr>
+            <w:tcW w:type="dxa" w:w="2160"/>
+          </w:tcPr>
+          <w:p>
+            <w:r>
+              <w:t>23%</w:t>
+            </w:r>
+          </w:p>
+        </w:tc>
+      </w:tr>
+      <w:tr>
+        <w:tc>
+          <w:tcPr>
+            <w:tcW w:type="dxa" w:w="2160"/>
+          </w:tcPr>
+          <w:p>
+            <w:r>
+              <w:t>华泰通安网络有限公司</w:t>
+            </w:r>
+          </w:p>
+        </w:tc>
+        <w:tc>
+          <w:tcPr>
+            <w:tcW w:type="dxa" w:w="2160"/>
+          </w:tcPr>
+          <w:p>
+            <w:r>
+              <w:t>半导体</w:t>
+            </w:r>
+          </w:p>
+        </w:tc>
+        <w:tc>
+          <w:tcPr>
+            <w:tcW w:type="dxa" w:w="2160"/>
+          </w:tcPr>
+          <w:p>
+            <w:r>
+              <w:t>343亿</w:t>
+            </w:r>
+          </w:p>
+        </w:tc>
+        <w:tc>
+          <w:tcPr>
+            <w:tcW w:type="dxa" w:w="2160"/>
+          </w:tcPr>
+          <w:p>
+            <w:r>
+              <w:t>21%</w:t>
+            </w:r>
+          </w:p>
+        </w:tc>
+      </w:tr>
+      <w:tr>
+        <w:tc>
+          <w:tcPr>
+            <w:tcW w:type="dxa" w:w="2160"/>
+          </w:tcPr>
+          <w:p>
+            <w:r>
+              <w:t>鑫博腾飞信息有限公司</w:t>
+            </w:r>
+          </w:p>
+        </w:tc>
+        <w:tc>
+          <w:tcPr>
+            <w:tcW w:type="dxa" w:w="2160"/>
+          </w:tcPr>
+          <w:p>
+            <w:r>
+              <w:t>消费科技</w:t>
+            </w:r>
+          </w:p>
+        </w:tc>
+        <w:tc>
+          <w:tcPr>
+            <w:tcW w:type="dxa" w:w="2160"/>
+          </w:tcPr>
+          <w:p>
+            <w:r>
+              <w:t>753亿</w:t>
+            </w:r>
+          </w:p>
+        </w:tc>
+        <w:tc>
+          <w:tcPr>
+            <w:tcW w:type="dxa" w:w="2160"/>
+          </w:tcPr>
+          <w:p>
+            <w:r>
+              <w:t>12%</w:t>
+            </w:r>
+          </w:p>
+        </w:tc>
+      </w:tr>
+      <w:tr>
+        <w:tc>
+          <w:tcPr>
+            <w:tcW w:type="dxa" w:w="2160"/>
+          </w:tcPr>
+          <w:p>
+            <w:r>
+              <w:t>联软科技有限公司</w:t>
+            </w:r>
+          </w:p>
+        </w:tc>
+        <w:tc>
+          <w:tcPr>
+            <w:tcW w:type="dxa" w:w="2160"/>
+          </w:tcPr>
+          <w:p>
+            <w:r>
+              <w:t>消费科技</w:t>
+            </w:r>
+          </w:p>
+        </w:tc>
+        <w:tc>
+          <w:tcPr>
+            <w:tcW w:type="dxa" w:w="2160"/>
+          </w:tcPr>
+          <w:p>
+            <w:r>
+              <w:t>284亿</w:t>
+            </w:r>
+          </w:p>
+        </w:tc>
+        <w:tc>
+          <w:tcPr>
+            <w:tcW w:type="dxa" w:w="2160"/>
+          </w:tcPr>
+          <w:p>
+            <w:r>
+              <w:t>29%</w:t>
+            </w:r>
+          </w:p>
+        </w:tc>
+      </w:tr>
+      <w:tr>
+        <w:tc>
+          <w:tcPr>
+            <w:tcW w:type="dxa" w:w="2160"/>
+          </w:tcPr>
+          <w:p>
+            <w:r>
+              <w:t>九方传媒有限公司</w:t>
+            </w:r>
+          </w:p>
+        </w:tc>
+        <w:tc>
+          <w:tcPr>
+            <w:tcW w:type="dxa" w:w="2160"/>
+          </w:tcPr>
+          <w:p>
+            <w:r>
+              <w:t>医疗科技</w:t>
+            </w:r>
+          </w:p>
+        </w:tc>
+        <w:tc>
+          <w:tcPr>
+            <w:tcW w:type="dxa" w:w="2160"/>
+          </w:tcPr>
+          <w:p>
+            <w:r>
+              <w:t>423亿</w:t>
+            </w:r>
+          </w:p>
+        </w:tc>
+        <w:tc>
+          <w:tcPr>
+            <w:tcW w:type="dxa" w:w="2160"/>
+          </w:tcPr>
+          <w:p>
+            <w:r>
+              <w:t>18%</w:t>
+            </w:r>
+          </w:p>
+        </w:tc>
+      </w:tr>
+      <w:tr>
+        <w:tc>
+          <w:tcPr>
+            <w:tcW w:type="dxa" w:w="2160"/>
+          </w:tcPr>
+          <w:p>
+            <w:r>
+              <w:t>泰麒麟网络有限公司</w:t>
+            </w:r>
+          </w:p>
+        </w:tc>
+        <w:tc>
+          <w:tcPr>
+            <w:tcW w:type="dxa" w:w="2160"/>
+          </w:tcPr>
+          <w:p>
+            <w:r>
+              <w:t>云计算</w:t>
+            </w:r>
+          </w:p>
+        </w:tc>
+        <w:tc>
+          <w:tcPr>
+            <w:tcW w:type="dxa" w:w="2160"/>
+          </w:tcPr>
+          <w:p>
+            <w:r>
+              <w:t>392亿</w:t>
+            </w:r>
+          </w:p>
+        </w:tc>
+        <w:tc>
+          <w:tcPr>
+            <w:tcW w:type="dxa" w:w="2160"/>
+          </w:tcPr>
+          <w:p>
+            <w:r>
+              <w:t>19%</w:t>
+            </w:r>
+          </w:p>
+        </w:tc>
+      </w:tr>
+      <w:tr>
+        <w:tc>
+          <w:tcPr>
+            <w:tcW w:type="dxa" w:w="2160"/>
+          </w:tcPr>
+          <w:p>
+            <w:r>
+              <w:t>戴硕电子网络有限公司</w:t>
+            </w:r>
+          </w:p>
+        </w:tc>
+        <w:tc>
+          <w:tcPr>
+            <w:tcW w:type="dxa" w:w="2160"/>
+          </w:tcPr>
+          <w:p>
+            <w:r>
+              <w:t>新能源</w:t>
+            </w:r>
+          </w:p>
+        </w:tc>
+        <w:tc>
+          <w:tcPr>
+            <w:tcW w:type="dxa" w:w="2160"/>
+          </w:tcPr>
+          <w:p>
+            <w:r>
+              <w:t>106亿</w:t>
+            </w:r>
+          </w:p>
+        </w:tc>
+        <w:tc>
+          <w:tcPr>
+            <w:tcW w:type="dxa" w:w="2160"/>
+          </w:tcPr>
+          <w:p>
+            <w:r>
+              <w:t>23%</w:t>
+            </w:r>
+          </w:p>
+        </w:tc>
+      </w:tr>
+      <w:tr>
+        <w:tc>
+          <w:tcPr>
+            <w:tcW w:type="dxa" w:w="2160"/>
+          </w:tcPr>
+          <w:p>
+            <w:r>
+              <w:t>戴硕电子网络有限公司</w:t>
+            </w:r>
+          </w:p>
+        </w:tc>
+        <w:tc>
+          <w:tcPr>
+            <w:tcW w:type="dxa" w:w="2160"/>
+          </w:tcPr>
+          <w:p>
+            <w:r>
+              <w:t>新能源</w:t>
+            </w:r>
+          </w:p>
+        </w:tc>
+        <w:tc>
+          <w:tcPr>
+            <w:tcW w:type="dxa" w:w="2160"/>
+          </w:tcPr>
+          <w:p>
+            <w:r>
+              <w:t>699亿</w:t>
+            </w:r>
+          </w:p>
+        </w:tc>
+        <w:tc>
+          <w:tcPr>
+            <w:tcW w:type="dxa" w:w="2160"/>
+          </w:tcPr>
+          <w:p>
+            <w:r>
+              <w:t>16%</w:t>
+            </w:r>
+          </w:p>
+        </w:tc>
+      </w:tr>
+    </w:tbl>
+    <w:p>
+      <w:pPr>
+        <w:pStyle w:val="Heading1"/>
+      </w:pPr>
+      <w:r>
+        <w:t>行业分析 3</w:t>
+      </w:r>
+    </w:p>
+    <w:p>
+      <w:r>
+        <w:br/>
+        <w:t>从产业链角度看，新能源 行业主要由上游设备厂商、</w:t>
+        <w:br/>
+        <w:t>中游平台企业以及下游应用厂商组成。</w:t>
+        <w:br/>
+        <w:t>浦华众城网络有限公司 主要位于产业链的 上游 环节。</w:t>
+        <w:br/>
+      </w:r>
+    </w:p>
+    <w:p>
+      <w:r>
+        <w:br/>
+        <w:t>风险管理部认为，云计算 行业仍然面临若干</w:t>
+        <w:br/>
+        <w:t>不确定性因素，包括技术迭代风险、政策变化、</w:t>
+        <w:br/>
+        <w:t>以及市场竞争加剧等问题。</w:t>
+        <w:br/>
+      </w:r>
+    </w:p>
+    <w:p>
+      <w:r>
+        <w:br/>
+        <w:t>从产业链角度看，云计算 行业主要由上游设备厂商、</w:t>
+        <w:br/>
+        <w:t>中游平台企业以及下游应用厂商组成。</w:t>
+        <w:br/>
+        <w:t>泰麒麟网络有限公司 主要位于产业链的 中游 环节。</w:t>
+        <w:br/>
+      </w:r>
+    </w:p>
+    <w:p>
+      <w:r>
+        <w:br/>
+        <w:t>昂歌信息信息有限公司 是中国 消费科技 行业的重要企业之一。</w:t>
+        <w:br/>
+        <w:t>根据华辰资本 资产配置委员会 的研究，该公司成立于 2010 年，</w:t>
+        <w:br/>
+        <w:t>目前员工规模约 7892 人。公司近年来持续加大研发投入，</w:t>
         <w:br/>
         <w:t>在核心技术方面形成了较强的竞争壁垒。</w:t>
         <w:br/>
@@ -884,9 +1646,31 @@
     <w:p>
       <w:r>
         <w:br/>
-        <w:t>华辰资本旗下的 HC Alpha Growth Fund 在最近的资产配置会议中</w:t>
+        <w:t>风险管理部认为，云计算 行业仍然面临若干</w:t>
         <w:br/>
-        <w:t>讨论了 云计算 行业的投资机会，并对 精芯科技有限公司</w:t>
+        <w:t>不确定性因素，包括技术迭代风险、政策变化、</w:t>
+        <w:br/>
+        <w:t>以及市场竞争加剧等问题。</w:t>
+        <w:br/>
+      </w:r>
+    </w:p>
+    <w:p>
+      <w:r>
+        <w:br/>
+        <w:t>从产业链角度看，云计算 行业主要由上游设备厂商、</w:t>
+        <w:br/>
+        <w:t>中游平台企业以及下游应用厂商组成。</w:t>
+        <w:br/>
+        <w:t>艾提科信科技有限公司 主要位于产业链的 上游 环节。</w:t>
+        <w:br/>
+      </w:r>
+    </w:p>
+    <w:p>
+      <w:r>
+        <w:br/>
+        <w:t>华辰资本旗下的 HC Global Macro Fund 在最近的资产配置会议中</w:t>
+        <w:br/>
+        <w:t>讨论了 人工智能 行业的投资机会，并对 惠派国际公司科技有限公司</w:t>
         <w:br/>
         <w:t>进行了重点评估。</w:t>
         <w:br/>
@@ -952,37 +1736,37 @@
           </w:tcPr>
           <w:p>
             <w:r>
-              <w:t>南康网络有限公司</w:t>
-            </w:r>
-          </w:p>
-        </w:tc>
-        <w:tc>
-          <w:tcPr>
-            <w:tcW w:type="dxa" w:w="2160"/>
-          </w:tcPr>
-          <w:p>
-            <w:r>
-              <w:t>消费科技</w:t>
-            </w:r>
-          </w:p>
-        </w:tc>
-        <w:tc>
-          <w:tcPr>
-            <w:tcW w:type="dxa" w:w="2160"/>
-          </w:tcPr>
-          <w:p>
-            <w:r>
-              <w:t>125亿</w:t>
-            </w:r>
-          </w:p>
-        </w:tc>
-        <w:tc>
-          <w:tcPr>
-            <w:tcW w:type="dxa" w:w="2160"/>
-          </w:tcPr>
-          <w:p>
-            <w:r>
-              <w:t>6%</w:t>
+              <w:t>通际名联科技有限公司</w:t>
+            </w:r>
+          </w:p>
+        </w:tc>
+        <w:tc>
+          <w:tcPr>
+            <w:tcW w:type="dxa" w:w="2160"/>
+          </w:tcPr>
+          <w:p>
+            <w:r>
+              <w:t>人工智能</w:t>
+            </w:r>
+          </w:p>
+        </w:tc>
+        <w:tc>
+          <w:tcPr>
+            <w:tcW w:type="dxa" w:w="2160"/>
+          </w:tcPr>
+          <w:p>
+            <w:r>
+              <w:t>319亿</w:t>
+            </w:r>
+          </w:p>
+        </w:tc>
+        <w:tc>
+          <w:tcPr>
+            <w:tcW w:type="dxa" w:w="2160"/>
+          </w:tcPr>
+          <w:p>
+            <w:r>
+              <w:t>14%</w:t>
             </w:r>
           </w:p>
         </w:tc>
@@ -994,37 +1778,37 @@
           </w:tcPr>
           <w:p>
             <w:r>
-              <w:t>佳禾科技有限公司</w:t>
-            </w:r>
-          </w:p>
-        </w:tc>
-        <w:tc>
-          <w:tcPr>
-            <w:tcW w:type="dxa" w:w="2160"/>
-          </w:tcPr>
-          <w:p>
-            <w:r>
-              <w:t>半导体</w:t>
-            </w:r>
-          </w:p>
-        </w:tc>
-        <w:tc>
-          <w:tcPr>
-            <w:tcW w:type="dxa" w:w="2160"/>
-          </w:tcPr>
-          <w:p>
-            <w:r>
-              <w:t>702亿</w:t>
-            </w:r>
-          </w:p>
-        </w:tc>
-        <w:tc>
-          <w:tcPr>
-            <w:tcW w:type="dxa" w:w="2160"/>
-          </w:tcPr>
-          <w:p>
-            <w:r>
-              <w:t>27%</w:t>
+              <w:t>浦华众城网络有限公司</w:t>
+            </w:r>
+          </w:p>
+        </w:tc>
+        <w:tc>
+          <w:tcPr>
+            <w:tcW w:type="dxa" w:w="2160"/>
+          </w:tcPr>
+          <w:p>
+            <w:r>
+              <w:t>新能源</w:t>
+            </w:r>
+          </w:p>
+        </w:tc>
+        <w:tc>
+          <w:tcPr>
+            <w:tcW w:type="dxa" w:w="2160"/>
+          </w:tcPr>
+          <w:p>
+            <w:r>
+              <w:t>267亿</w:t>
+            </w:r>
+          </w:p>
+        </w:tc>
+        <w:tc>
+          <w:tcPr>
+            <w:tcW w:type="dxa" w:w="2160"/>
+          </w:tcPr>
+          <w:p>
+            <w:r>
+              <w:t>21%</w:t>
             </w:r>
           </w:p>
         </w:tc>
@@ -1036,37 +1820,37 @@
           </w:tcPr>
           <w:p>
             <w:r>
-              <w:t>佳禾科技有限公司</w:t>
-            </w:r>
-          </w:p>
-        </w:tc>
-        <w:tc>
-          <w:tcPr>
-            <w:tcW w:type="dxa" w:w="2160"/>
-          </w:tcPr>
-          <w:p>
-            <w:r>
-              <w:t>半导体</w:t>
-            </w:r>
-          </w:p>
-        </w:tc>
-        <w:tc>
-          <w:tcPr>
-            <w:tcW w:type="dxa" w:w="2160"/>
-          </w:tcPr>
-          <w:p>
-            <w:r>
-              <w:t>779亿</w:t>
-            </w:r>
-          </w:p>
-        </w:tc>
-        <w:tc>
-          <w:tcPr>
-            <w:tcW w:type="dxa" w:w="2160"/>
-          </w:tcPr>
-          <w:p>
-            <w:r>
-              <w:t>12%</w:t>
+              <w:t>佳禾传媒有限公司</w:t>
+            </w:r>
+          </w:p>
+        </w:tc>
+        <w:tc>
+          <w:tcPr>
+            <w:tcW w:type="dxa" w:w="2160"/>
+          </w:tcPr>
+          <w:p>
+            <w:r>
+              <w:t>云计算</w:t>
+            </w:r>
+          </w:p>
+        </w:tc>
+        <w:tc>
+          <w:tcPr>
+            <w:tcW w:type="dxa" w:w="2160"/>
+          </w:tcPr>
+          <w:p>
+            <w:r>
+              <w:t>101亿</w:t>
+            </w:r>
+          </w:p>
+        </w:tc>
+        <w:tc>
+          <w:tcPr>
+            <w:tcW w:type="dxa" w:w="2160"/>
+          </w:tcPr>
+          <w:p>
+            <w:r>
+              <w:t>20%</w:t>
             </w:r>
           </w:p>
         </w:tc>
@@ -1078,27 +1862,27 @@
           </w:tcPr>
           <w:p>
             <w:r>
-              <w:t>创联世纪科技有限公司</w:t>
-            </w:r>
-          </w:p>
-        </w:tc>
-        <w:tc>
-          <w:tcPr>
-            <w:tcW w:type="dxa" w:w="2160"/>
-          </w:tcPr>
-          <w:p>
-            <w:r>
-              <w:t>医疗科技</w:t>
-            </w:r>
-          </w:p>
-        </w:tc>
-        <w:tc>
-          <w:tcPr>
-            <w:tcW w:type="dxa" w:w="2160"/>
-          </w:tcPr>
-          <w:p>
-            <w:r>
-              <w:t>529亿</w:t>
+              <w:t>雨林木风计算机科技有限公司</w:t>
+            </w:r>
+          </w:p>
+        </w:tc>
+        <w:tc>
+          <w:tcPr>
+            <w:tcW w:type="dxa" w:w="2160"/>
+          </w:tcPr>
+          <w:p>
+            <w:r>
+              <w:t>半导体</w:t>
+            </w:r>
+          </w:p>
+        </w:tc>
+        <w:tc>
+          <w:tcPr>
+            <w:tcW w:type="dxa" w:w="2160"/>
+          </w:tcPr>
+          <w:p>
+            <w:r>
+              <w:t>401亿</w:t>
             </w:r>
           </w:p>
         </w:tc>
@@ -1120,37 +1904,37 @@
           </w:tcPr>
           <w:p>
             <w:r>
-              <w:t>精芯信息有限公司</w:t>
-            </w:r>
-          </w:p>
-        </w:tc>
-        <w:tc>
-          <w:tcPr>
-            <w:tcW w:type="dxa" w:w="2160"/>
-          </w:tcPr>
-          <w:p>
-            <w:r>
-              <w:t>消费科技</w:t>
-            </w:r>
-          </w:p>
-        </w:tc>
-        <w:tc>
-          <w:tcPr>
-            <w:tcW w:type="dxa" w:w="2160"/>
-          </w:tcPr>
-          <w:p>
-            <w:r>
-              <w:t>321亿</w:t>
-            </w:r>
-          </w:p>
-        </w:tc>
-        <w:tc>
-          <w:tcPr>
-            <w:tcW w:type="dxa" w:w="2160"/>
-          </w:tcPr>
-          <w:p>
-            <w:r>
-              <w:t>9%</w:t>
+              <w:t>联软网络有限公司</w:t>
+            </w:r>
+          </w:p>
+        </w:tc>
+        <w:tc>
+          <w:tcPr>
+            <w:tcW w:type="dxa" w:w="2160"/>
+          </w:tcPr>
+          <w:p>
+            <w:r>
+              <w:t>半导体</w:t>
+            </w:r>
+          </w:p>
+        </w:tc>
+        <w:tc>
+          <w:tcPr>
+            <w:tcW w:type="dxa" w:w="2160"/>
+          </w:tcPr>
+          <w:p>
+            <w:r>
+              <w:t>255亿</w:t>
+            </w:r>
+          </w:p>
+        </w:tc>
+        <w:tc>
+          <w:tcPr>
+            <w:tcW w:type="dxa" w:w="2160"/>
+          </w:tcPr>
+          <w:p>
+            <w:r>
+              <w:t>12%</w:t>
             </w:r>
           </w:p>
         </w:tc>
@@ -1162,37 +1946,37 @@
           </w:tcPr>
           <w:p>
             <w:r>
-              <w:t>万迅电脑网络有限公司</w:t>
-            </w:r>
-          </w:p>
-        </w:tc>
-        <w:tc>
-          <w:tcPr>
-            <w:tcW w:type="dxa" w:w="2160"/>
-          </w:tcPr>
-          <w:p>
-            <w:r>
-              <w:t>半导体</w:t>
-            </w:r>
-          </w:p>
-        </w:tc>
-        <w:tc>
-          <w:tcPr>
-            <w:tcW w:type="dxa" w:w="2160"/>
-          </w:tcPr>
-          <w:p>
-            <w:r>
-              <w:t>435亿</w:t>
-            </w:r>
-          </w:p>
-        </w:tc>
-        <w:tc>
-          <w:tcPr>
-            <w:tcW w:type="dxa" w:w="2160"/>
-          </w:tcPr>
-          <w:p>
-            <w:r>
-              <w:t>24%</w:t>
+              <w:t>华泰通安传媒有限公司</w:t>
+            </w:r>
+          </w:p>
+        </w:tc>
+        <w:tc>
+          <w:tcPr>
+            <w:tcW w:type="dxa" w:w="2160"/>
+          </w:tcPr>
+          <w:p>
+            <w:r>
+              <w:t>消费科技</w:t>
+            </w:r>
+          </w:p>
+        </w:tc>
+        <w:tc>
+          <w:tcPr>
+            <w:tcW w:type="dxa" w:w="2160"/>
+          </w:tcPr>
+          <w:p>
+            <w:r>
+              <w:t>366亿</w:t>
+            </w:r>
+          </w:p>
+        </w:tc>
+        <w:tc>
+          <w:tcPr>
+            <w:tcW w:type="dxa" w:w="2160"/>
+          </w:tcPr>
+          <w:p>
+            <w:r>
+              <w:t>16%</w:t>
             </w:r>
           </w:p>
         </w:tc>
@@ -1204,37 +1988,37 @@
           </w:tcPr>
           <w:p>
             <w:r>
-              <w:t>昂歌信息科技有限公司</w:t>
-            </w:r>
-          </w:p>
-        </w:tc>
-        <w:tc>
-          <w:tcPr>
-            <w:tcW w:type="dxa" w:w="2160"/>
-          </w:tcPr>
-          <w:p>
-            <w:r>
-              <w:t>消费科技</w:t>
-            </w:r>
-          </w:p>
-        </w:tc>
-        <w:tc>
-          <w:tcPr>
-            <w:tcW w:type="dxa" w:w="2160"/>
-          </w:tcPr>
-          <w:p>
-            <w:r>
-              <w:t>456亿</w:t>
-            </w:r>
-          </w:p>
-        </w:tc>
-        <w:tc>
-          <w:tcPr>
-            <w:tcW w:type="dxa" w:w="2160"/>
-          </w:tcPr>
-          <w:p>
-            <w:r>
-              <w:t>11%</w:t>
+              <w:t>创汇传媒有限公司</w:t>
+            </w:r>
+          </w:p>
+        </w:tc>
+        <w:tc>
+          <w:tcPr>
+            <w:tcW w:type="dxa" w:w="2160"/>
+          </w:tcPr>
+          <w:p>
+            <w:r>
+              <w:t>新能源</w:t>
+            </w:r>
+          </w:p>
+        </w:tc>
+        <w:tc>
+          <w:tcPr>
+            <w:tcW w:type="dxa" w:w="2160"/>
+          </w:tcPr>
+          <w:p>
+            <w:r>
+              <w:t>595亿</w:t>
+            </w:r>
+          </w:p>
+        </w:tc>
+        <w:tc>
+          <w:tcPr>
+            <w:tcW w:type="dxa" w:w="2160"/>
+          </w:tcPr>
+          <w:p>
+            <w:r>
+              <w:t>17%</w:t>
             </w:r>
           </w:p>
         </w:tc>
@@ -1246,37 +2030,37 @@
           </w:tcPr>
           <w:p>
             <w:r>
-              <w:t>和泰科技有限公司</w:t>
-            </w:r>
-          </w:p>
-        </w:tc>
-        <w:tc>
-          <w:tcPr>
-            <w:tcW w:type="dxa" w:w="2160"/>
-          </w:tcPr>
-          <w:p>
-            <w:r>
-              <w:t>人工智能</w:t>
-            </w:r>
-          </w:p>
-        </w:tc>
-        <w:tc>
-          <w:tcPr>
-            <w:tcW w:type="dxa" w:w="2160"/>
-          </w:tcPr>
-          <w:p>
-            <w:r>
-              <w:t>318亿</w:t>
-            </w:r>
-          </w:p>
-        </w:tc>
-        <w:tc>
-          <w:tcPr>
-            <w:tcW w:type="dxa" w:w="2160"/>
-          </w:tcPr>
-          <w:p>
-            <w:r>
-              <w:t>19%</w:t>
+              <w:t>毕博诚信息有限公司</w:t>
+            </w:r>
+          </w:p>
+        </w:tc>
+        <w:tc>
+          <w:tcPr>
+            <w:tcW w:type="dxa" w:w="2160"/>
+          </w:tcPr>
+          <w:p>
+            <w:r>
+              <w:t>机器人</w:t>
+            </w:r>
+          </w:p>
+        </w:tc>
+        <w:tc>
+          <w:tcPr>
+            <w:tcW w:type="dxa" w:w="2160"/>
+          </w:tcPr>
+          <w:p>
+            <w:r>
+              <w:t>728亿</w:t>
+            </w:r>
+          </w:p>
+        </w:tc>
+        <w:tc>
+          <w:tcPr>
+            <w:tcW w:type="dxa" w:w="2160"/>
+          </w:tcPr>
+          <w:p>
+            <w:r>
+              <w:t>17%</w:t>
             </w:r>
           </w:p>
         </w:tc>
@@ -1288,37 +2072,37 @@
           </w:tcPr>
           <w:p>
             <w:r>
-              <w:t>和泰传媒有限公司</w:t>
-            </w:r>
-          </w:p>
-        </w:tc>
-        <w:tc>
-          <w:tcPr>
-            <w:tcW w:type="dxa" w:w="2160"/>
-          </w:tcPr>
-          <w:p>
-            <w:r>
-              <w:t>消费科技</w:t>
-            </w:r>
-          </w:p>
-        </w:tc>
-        <w:tc>
-          <w:tcPr>
-            <w:tcW w:type="dxa" w:w="2160"/>
-          </w:tcPr>
-          <w:p>
-            <w:r>
-              <w:t>703亿</w:t>
-            </w:r>
-          </w:p>
-        </w:tc>
-        <w:tc>
-          <w:tcPr>
-            <w:tcW w:type="dxa" w:w="2160"/>
-          </w:tcPr>
-          <w:p>
-            <w:r>
-              <w:t>28%</w:t>
+              <w:t>富罳网络有限公司</w:t>
+            </w:r>
+          </w:p>
+        </w:tc>
+        <w:tc>
+          <w:tcPr>
+            <w:tcW w:type="dxa" w:w="2160"/>
+          </w:tcPr>
+          <w:p>
+            <w:r>
+              <w:t>新能源</w:t>
+            </w:r>
+          </w:p>
+        </w:tc>
+        <w:tc>
+          <w:tcPr>
+            <w:tcW w:type="dxa" w:w="2160"/>
+          </w:tcPr>
+          <w:p>
+            <w:r>
+              <w:t>223亿</w:t>
+            </w:r>
+          </w:p>
+        </w:tc>
+        <w:tc>
+          <w:tcPr>
+            <w:tcW w:type="dxa" w:w="2160"/>
+          </w:tcPr>
+          <w:p>
+            <w:r>
+              <w:t>6%</w:t>
             </w:r>
           </w:p>
         </w:tc>
@@ -1330,37 +2114,37 @@
           </w:tcPr>
           <w:p>
             <w:r>
-              <w:t>九方信息有限公司</w:t>
-            </w:r>
-          </w:p>
-        </w:tc>
-        <w:tc>
-          <w:tcPr>
-            <w:tcW w:type="dxa" w:w="2160"/>
-          </w:tcPr>
-          <w:p>
-            <w:r>
-              <w:t>新能源</w:t>
-            </w:r>
-          </w:p>
-        </w:tc>
-        <w:tc>
-          <w:tcPr>
-            <w:tcW w:type="dxa" w:w="2160"/>
-          </w:tcPr>
-          <w:p>
-            <w:r>
-              <w:t>286亿</w:t>
-            </w:r>
-          </w:p>
-        </w:tc>
-        <w:tc>
-          <w:tcPr>
-            <w:tcW w:type="dxa" w:w="2160"/>
-          </w:tcPr>
-          <w:p>
-            <w:r>
-              <w:t>11%</w:t>
+              <w:t>华泰通安传媒有限公司</w:t>
+            </w:r>
+          </w:p>
+        </w:tc>
+        <w:tc>
+          <w:tcPr>
+            <w:tcW w:type="dxa" w:w="2160"/>
+          </w:tcPr>
+          <w:p>
+            <w:r>
+              <w:t>消费科技</w:t>
+            </w:r>
+          </w:p>
+        </w:tc>
+        <w:tc>
+          <w:tcPr>
+            <w:tcW w:type="dxa" w:w="2160"/>
+          </w:tcPr>
+          <w:p>
+            <w:r>
+              <w:t>205亿</w:t>
+            </w:r>
+          </w:p>
+        </w:tc>
+        <w:tc>
+          <w:tcPr>
+            <w:tcW w:type="dxa" w:w="2160"/>
+          </w:tcPr>
+          <w:p>
+            <w:r>
+              <w:t>16%</w:t>
             </w:r>
           </w:p>
         </w:tc>
@@ -1372,37 +2156,37 @@
           </w:tcPr>
           <w:p>
             <w:r>
-              <w:t>和泰科技有限公司</w:t>
-            </w:r>
-          </w:p>
-        </w:tc>
-        <w:tc>
-          <w:tcPr>
-            <w:tcW w:type="dxa" w:w="2160"/>
-          </w:tcPr>
-          <w:p>
-            <w:r>
-              <w:t>人工智能</w:t>
-            </w:r>
-          </w:p>
-        </w:tc>
-        <w:tc>
-          <w:tcPr>
-            <w:tcW w:type="dxa" w:w="2160"/>
-          </w:tcPr>
-          <w:p>
-            <w:r>
-              <w:t>187亿</w:t>
-            </w:r>
-          </w:p>
-        </w:tc>
-        <w:tc>
-          <w:tcPr>
-            <w:tcW w:type="dxa" w:w="2160"/>
-          </w:tcPr>
-          <w:p>
-            <w:r>
-              <w:t>26%</w:t>
+              <w:t>图龙信息传媒有限公司</w:t>
+            </w:r>
+          </w:p>
+        </w:tc>
+        <w:tc>
+          <w:tcPr>
+            <w:tcW w:type="dxa" w:w="2160"/>
+          </w:tcPr>
+          <w:p>
+            <w:r>
+              <w:t>机器人</w:t>
+            </w:r>
+          </w:p>
+        </w:tc>
+        <w:tc>
+          <w:tcPr>
+            <w:tcW w:type="dxa" w:w="2160"/>
+          </w:tcPr>
+          <w:p>
+            <w:r>
+              <w:t>121亿</w:t>
+            </w:r>
+          </w:p>
+        </w:tc>
+        <w:tc>
+          <w:tcPr>
+            <w:tcW w:type="dxa" w:w="2160"/>
+          </w:tcPr>
+          <w:p>
+            <w:r>
+              <w:t>18%</w:t>
             </w:r>
           </w:p>
         </w:tc>
@@ -1414,37 +2198,37 @@
           </w:tcPr>
           <w:p>
             <w:r>
-              <w:t>兰金电子网络有限公司</w:t>
-            </w:r>
-          </w:p>
-        </w:tc>
-        <w:tc>
-          <w:tcPr>
-            <w:tcW w:type="dxa" w:w="2160"/>
-          </w:tcPr>
-          <w:p>
-            <w:r>
-              <w:t>消费科技</w:t>
-            </w:r>
-          </w:p>
-        </w:tc>
-        <w:tc>
-          <w:tcPr>
-            <w:tcW w:type="dxa" w:w="2160"/>
-          </w:tcPr>
-          <w:p>
-            <w:r>
-              <w:t>616亿</w:t>
-            </w:r>
-          </w:p>
-        </w:tc>
-        <w:tc>
-          <w:tcPr>
-            <w:tcW w:type="dxa" w:w="2160"/>
-          </w:tcPr>
-          <w:p>
-            <w:r>
-              <w:t>24%</w:t>
+              <w:t>飞利信科技有限公司</w:t>
+            </w:r>
+          </w:p>
+        </w:tc>
+        <w:tc>
+          <w:tcPr>
+            <w:tcW w:type="dxa" w:w="2160"/>
+          </w:tcPr>
+          <w:p>
+            <w:r>
+              <w:t>人工智能</w:t>
+            </w:r>
+          </w:p>
+        </w:tc>
+        <w:tc>
+          <w:tcPr>
+            <w:tcW w:type="dxa" w:w="2160"/>
+          </w:tcPr>
+          <w:p>
+            <w:r>
+              <w:t>709亿</w:t>
+            </w:r>
+          </w:p>
+        </w:tc>
+        <w:tc>
+          <w:tcPr>
+            <w:tcW w:type="dxa" w:w="2160"/>
+          </w:tcPr>
+          <w:p>
+            <w:r>
+              <w:t>9%</w:t>
             </w:r>
           </w:p>
         </w:tc>
@@ -1456,37 +2240,37 @@
           </w:tcPr>
           <w:p>
             <w:r>
-              <w:t>国讯网络有限公司</w:t>
-            </w:r>
-          </w:p>
-        </w:tc>
-        <w:tc>
-          <w:tcPr>
-            <w:tcW w:type="dxa" w:w="2160"/>
-          </w:tcPr>
-          <w:p>
-            <w:r>
-              <w:t>云计算</w:t>
-            </w:r>
-          </w:p>
-        </w:tc>
-        <w:tc>
-          <w:tcPr>
-            <w:tcW w:type="dxa" w:w="2160"/>
-          </w:tcPr>
-          <w:p>
-            <w:r>
-              <w:t>191亿</w:t>
-            </w:r>
-          </w:p>
-        </w:tc>
-        <w:tc>
-          <w:tcPr>
-            <w:tcW w:type="dxa" w:w="2160"/>
-          </w:tcPr>
-          <w:p>
-            <w:r>
-              <w:t>6%</w:t>
+              <w:t>新格林耐特网络有限公司</w:t>
+            </w:r>
+          </w:p>
+        </w:tc>
+        <w:tc>
+          <w:tcPr>
+            <w:tcW w:type="dxa" w:w="2160"/>
+          </w:tcPr>
+          <w:p>
+            <w:r>
+              <w:t>人工智能</w:t>
+            </w:r>
+          </w:p>
+        </w:tc>
+        <w:tc>
+          <w:tcPr>
+            <w:tcW w:type="dxa" w:w="2160"/>
+          </w:tcPr>
+          <w:p>
+            <w:r>
+              <w:t>373亿</w:t>
+            </w:r>
+          </w:p>
+        </w:tc>
+        <w:tc>
+          <w:tcPr>
+            <w:tcW w:type="dxa" w:w="2160"/>
+          </w:tcPr>
+          <w:p>
+            <w:r>
+              <w:t>8%</w:t>
             </w:r>
           </w:p>
         </w:tc>
@@ -1498,37 +2282,37 @@
           </w:tcPr>
           <w:p>
             <w:r>
-              <w:t>银嘉信息有限公司</w:t>
-            </w:r>
-          </w:p>
-        </w:tc>
-        <w:tc>
-          <w:tcPr>
-            <w:tcW w:type="dxa" w:w="2160"/>
-          </w:tcPr>
-          <w:p>
-            <w:r>
-              <w:t>消费科技</w:t>
-            </w:r>
-          </w:p>
-        </w:tc>
-        <w:tc>
-          <w:tcPr>
-            <w:tcW w:type="dxa" w:w="2160"/>
-          </w:tcPr>
-          <w:p>
-            <w:r>
-              <w:t>359亿</w:t>
-            </w:r>
-          </w:p>
-        </w:tc>
-        <w:tc>
-          <w:tcPr>
-            <w:tcW w:type="dxa" w:w="2160"/>
-          </w:tcPr>
-          <w:p>
-            <w:r>
-              <w:t>10%</w:t>
+              <w:t>图龙信息传媒有限公司</w:t>
+            </w:r>
+          </w:p>
+        </w:tc>
+        <w:tc>
+          <w:tcPr>
+            <w:tcW w:type="dxa" w:w="2160"/>
+          </w:tcPr>
+          <w:p>
+            <w:r>
+              <w:t>机器人</w:t>
+            </w:r>
+          </w:p>
+        </w:tc>
+        <w:tc>
+          <w:tcPr>
+            <w:tcW w:type="dxa" w:w="2160"/>
+          </w:tcPr>
+          <w:p>
+            <w:r>
+              <w:t>764亿</w:t>
+            </w:r>
+          </w:p>
+        </w:tc>
+        <w:tc>
+          <w:tcPr>
+            <w:tcW w:type="dxa" w:w="2160"/>
+          </w:tcPr>
+          <w:p>
+            <w:r>
+              <w:t>20%</w:t>
             </w:r>
           </w:p>
         </w:tc>
@@ -1540,37 +2324,37 @@
           </w:tcPr>
           <w:p>
             <w:r>
-              <w:t>浦华众城科技有限公司</w:t>
-            </w:r>
-          </w:p>
-        </w:tc>
-        <w:tc>
-          <w:tcPr>
-            <w:tcW w:type="dxa" w:w="2160"/>
-          </w:tcPr>
-          <w:p>
-            <w:r>
-              <w:t>半导体</w:t>
-            </w:r>
-          </w:p>
-        </w:tc>
-        <w:tc>
-          <w:tcPr>
-            <w:tcW w:type="dxa" w:w="2160"/>
-          </w:tcPr>
-          <w:p>
-            <w:r>
-              <w:t>609亿</w:t>
-            </w:r>
-          </w:p>
-        </w:tc>
-        <w:tc>
-          <w:tcPr>
-            <w:tcW w:type="dxa" w:w="2160"/>
-          </w:tcPr>
-          <w:p>
-            <w:r>
-              <w:t>24%</w:t>
+              <w:t>创汇传媒有限公司</w:t>
+            </w:r>
+          </w:p>
+        </w:tc>
+        <w:tc>
+          <w:tcPr>
+            <w:tcW w:type="dxa" w:w="2160"/>
+          </w:tcPr>
+          <w:p>
+            <w:r>
+              <w:t>新能源</w:t>
+            </w:r>
+          </w:p>
+        </w:tc>
+        <w:tc>
+          <w:tcPr>
+            <w:tcW w:type="dxa" w:w="2160"/>
+          </w:tcPr>
+          <w:p>
+            <w:r>
+              <w:t>463亿</w:t>
+            </w:r>
+          </w:p>
+        </w:tc>
+        <w:tc>
+          <w:tcPr>
+            <w:tcW w:type="dxa" w:w="2160"/>
+          </w:tcPr>
+          <w:p>
+            <w:r>
+              <w:t>19%</w:t>
             </w:r>
           </w:p>
         </w:tc>
@@ -1581,7 +2365,7 @@
         <w:pStyle w:val="Heading1"/>
       </w:pPr>
       <w:r>
-        <w:t>行业分析 3</w:t>
+        <w:t>行业分析 4</w:t>
       </w:r>
     </w:p>
     <w:p>
@@ -1589,7 +2373,7 @@
         <w:br/>
         <w:t>华辰资本旗下的 HC Quant Arbitrage Fund 在最近的资产配置会议中</w:t>
         <w:br/>
-        <w:t>讨论了 机器人 行业的投资机会，并对 东方峻景网络有限公司</w:t>
+        <w:t>讨论了 医疗科技 行业的投资机会，并对 华成育卓科技有限公司</w:t>
         <w:br/>
         <w:t>进行了重点评估。</w:t>
         <w:br/>
@@ -1598,7 +2382,51 @@
     <w:p>
       <w:r>
         <w:br/>
-        <w:t>风险管理部认为，医疗科技 行业仍然面临若干</w:t>
+        <w:t>华辰资本旗下的 HC AI Innovation Fund 在最近的资产配置会议中</w:t>
+        <w:br/>
+        <w:t>讨论了 人工智能 行业的投资机会，并对 华成育卓传媒有限公司</w:t>
+        <w:br/>
+        <w:t>进行了重点评估。</w:t>
+        <w:br/>
+      </w:r>
+    </w:p>
+    <w:p>
+      <w:r>
+        <w:br/>
+        <w:t>华辰资本旗下的 HC Global Macro Fund 在最近的资产配置会议中</w:t>
+        <w:br/>
+        <w:t>讨论了 半导体 行业的投资机会，并对 联软网络有限公司</w:t>
+        <w:br/>
+        <w:t>进行了重点评估。</w:t>
+        <w:br/>
+      </w:r>
+    </w:p>
+    <w:p>
+      <w:r>
+        <w:br/>
+        <w:t>从产业链角度看，半导体 行业主要由上游设备厂商、</w:t>
+        <w:br/>
+        <w:t>中游平台企业以及下游应用厂商组成。</w:t>
+        <w:br/>
+        <w:t>中建创业科技有限公司 主要位于产业链的 下游 环节。</w:t>
+        <w:br/>
+      </w:r>
+    </w:p>
+    <w:p>
+      <w:r>
+        <w:br/>
+        <w:t>华辰资本旗下的 HC Alpha Growth Fund 在最近的资产配置会议中</w:t>
+        <w:br/>
+        <w:t>讨论了 云计算 行业的投资机会，并对 泰麒麟网络有限公司</w:t>
+        <w:br/>
+        <w:t>进行了重点评估。</w:t>
+        <w:br/>
+      </w:r>
+    </w:p>
+    <w:p>
+      <w:r>
+        <w:br/>
+        <w:t>风险管理部认为，消费科技 行业仍然面临若干</w:t>
         <w:br/>
         <w:t>不确定性因素，包括技术迭代风险、政策变化、</w:t>
         <w:br/>
@@ -1613,64 +2441,18 @@
         <w:br/>
         <w:t>中游平台企业以及下游应用厂商组成。</w:t>
         <w:br/>
-        <w:t>创亿网络有限公司 主要位于产业链的 中游 环节。</w:t>
+        <w:t>艾提科信科技有限公司 主要位于产业链的 上游 环节。</w:t>
         <w:br/>
       </w:r>
     </w:p>
     <w:p>
       <w:r>
         <w:br/>
-        <w:t>从产业链角度看，机器人 行业主要由上游设备厂商、</w:t>
+        <w:t>联软网络有限公司 是中国 半导体 行业的重要企业之一。</w:t>
         <w:br/>
-        <w:t>中游平台企业以及下游应用厂商组成。</w:t>
+        <w:t>根据华辰资本 资产配置委员会 的研究，该公司成立于 2012 年，</w:t>
         <w:br/>
-        <w:t>艾提科信科技有限公司 主要位于产业链的 中游 环节。</w:t>
-        <w:br/>
-      </w:r>
-    </w:p>
-    <w:p>
-      <w:r>
-        <w:br/>
-        <w:t>鸿睿思博信息有限公司 是中国 半导体 行业的重要企业之一。</w:t>
-        <w:br/>
-        <w:t>根据华辰资本 资产配置委员会 的研究，该公司成立于 2015 年，</w:t>
-        <w:br/>
-        <w:t>目前员工规模约 1207 人。公司近年来持续加大研发投入，</w:t>
-        <w:br/>
-        <w:t>在核心技术方面形成了较强的竞争壁垒。</w:t>
-        <w:br/>
-      </w:r>
-    </w:p>
-    <w:p>
-      <w:r>
-        <w:br/>
-        <w:t>根据内部财务模型测算，创联世纪科技有限公司 在未来三年</w:t>
-        <w:br/>
-        <w:t>收入复合增长率预计可达到 16% 左右。</w:t>
-        <w:br/>
-        <w:t>该预测基于行业需求增长以及公司产能扩张计划。</w:t>
-        <w:br/>
-      </w:r>
-    </w:p>
-    <w:p>
-      <w:r>
-        <w:br/>
-        <w:t>风险管理部认为，机器人 行业仍然面临若干</w:t>
-        <w:br/>
-        <w:t>不确定性因素，包括技术迭代风险、政策变化、</w:t>
-        <w:br/>
-        <w:t>以及市场竞争加剧等问题。</w:t>
-        <w:br/>
-      </w:r>
-    </w:p>
-    <w:p>
-      <w:r>
-        <w:br/>
-        <w:t>创亿网络有限公司 是中国 云计算 行业的重要企业之一。</w:t>
-        <w:br/>
-        <w:t>根据华辰资本 量化研究部 的研究，该公司成立于 2010 年，</w:t>
-        <w:br/>
-        <w:t>目前员工规模约 4041 人。公司近年来持续加大研发投入，</w:t>
+        <w:t>目前员工规模约 5582 人。公司近年来持续加大研发投入，</w:t>
         <w:br/>
         <w:t>在核心技术方面形成了较强的竞争壁垒。</w:t>
         <w:br/>
@@ -1736,37 +2518,37 @@
           </w:tcPr>
           <w:p>
             <w:r>
-              <w:t>立信电子网络有限公司</w:t>
-            </w:r>
-          </w:p>
-        </w:tc>
-        <w:tc>
-          <w:tcPr>
-            <w:tcW w:type="dxa" w:w="2160"/>
-          </w:tcPr>
-          <w:p>
-            <w:r>
-              <w:t>云计算</w:t>
-            </w:r>
-          </w:p>
-        </w:tc>
-        <w:tc>
-          <w:tcPr>
-            <w:tcW w:type="dxa" w:w="2160"/>
-          </w:tcPr>
-          <w:p>
-            <w:r>
-              <w:t>660亿</w:t>
-            </w:r>
-          </w:p>
-        </w:tc>
-        <w:tc>
-          <w:tcPr>
-            <w:tcW w:type="dxa" w:w="2160"/>
-          </w:tcPr>
-          <w:p>
-            <w:r>
-              <w:t>14%</w:t>
+              <w:t>华成育卓传媒有限公司</w:t>
+            </w:r>
+          </w:p>
+        </w:tc>
+        <w:tc>
+          <w:tcPr>
+            <w:tcW w:type="dxa" w:w="2160"/>
+          </w:tcPr>
+          <w:p>
+            <w:r>
+              <w:t>人工智能</w:t>
+            </w:r>
+          </w:p>
+        </w:tc>
+        <w:tc>
+          <w:tcPr>
+            <w:tcW w:type="dxa" w:w="2160"/>
+          </w:tcPr>
+          <w:p>
+            <w:r>
+              <w:t>484亿</w:t>
+            </w:r>
+          </w:p>
+        </w:tc>
+        <w:tc>
+          <w:tcPr>
+            <w:tcW w:type="dxa" w:w="2160"/>
+          </w:tcPr>
+          <w:p>
+            <w:r>
+              <w:t>23%</w:t>
             </w:r>
           </w:p>
         </w:tc>
@@ -1778,7 +2560,7 @@
           </w:tcPr>
           <w:p>
             <w:r>
-              <w:t>精芯科技有限公司</w:t>
+              <w:t>良诺科技有限公司</w:t>
             </w:r>
           </w:p>
         </w:tc>
@@ -1798,17 +2580,17 @@
           </w:tcPr>
           <w:p>
             <w:r>
-              <w:t>450亿</w:t>
-            </w:r>
-          </w:p>
-        </w:tc>
-        <w:tc>
-          <w:tcPr>
-            <w:tcW w:type="dxa" w:w="2160"/>
-          </w:tcPr>
-          <w:p>
-            <w:r>
-              <w:t>25%</w:t>
+              <w:t>301亿</w:t>
+            </w:r>
+          </w:p>
+        </w:tc>
+        <w:tc>
+          <w:tcPr>
+            <w:tcW w:type="dxa" w:w="2160"/>
+          </w:tcPr>
+          <w:p>
+            <w:r>
+              <w:t>20%</w:t>
             </w:r>
           </w:p>
         </w:tc>
@@ -1820,37 +2602,37 @@
           </w:tcPr>
           <w:p>
             <w:r>
-              <w:t>精芯科技有限公司</w:t>
-            </w:r>
-          </w:p>
-        </w:tc>
-        <w:tc>
-          <w:tcPr>
-            <w:tcW w:type="dxa" w:w="2160"/>
-          </w:tcPr>
-          <w:p>
-            <w:r>
-              <w:t>云计算</w:t>
-            </w:r>
-          </w:p>
-        </w:tc>
-        <w:tc>
-          <w:tcPr>
-            <w:tcW w:type="dxa" w:w="2160"/>
-          </w:tcPr>
-          <w:p>
-            <w:r>
-              <w:t>593亿</w:t>
-            </w:r>
-          </w:p>
-        </w:tc>
-        <w:tc>
-          <w:tcPr>
-            <w:tcW w:type="dxa" w:w="2160"/>
-          </w:tcPr>
-          <w:p>
-            <w:r>
-              <w:t>18%</w:t>
+              <w:t>华成育卓科技有限公司</w:t>
+            </w:r>
+          </w:p>
+        </w:tc>
+        <w:tc>
+          <w:tcPr>
+            <w:tcW w:type="dxa" w:w="2160"/>
+          </w:tcPr>
+          <w:p>
+            <w:r>
+              <w:t>医疗科技</w:t>
+            </w:r>
+          </w:p>
+        </w:tc>
+        <w:tc>
+          <w:tcPr>
+            <w:tcW w:type="dxa" w:w="2160"/>
+          </w:tcPr>
+          <w:p>
+            <w:r>
+              <w:t>338亿</w:t>
+            </w:r>
+          </w:p>
+        </w:tc>
+        <w:tc>
+          <w:tcPr>
+            <w:tcW w:type="dxa" w:w="2160"/>
+          </w:tcPr>
+          <w:p>
+            <w:r>
+              <w:t>24%</w:t>
             </w:r>
           </w:p>
         </w:tc>
@@ -1862,37 +2644,37 @@
           </w:tcPr>
           <w:p>
             <w:r>
-              <w:t>九方网络有限公司</w:t>
-            </w:r>
-          </w:p>
-        </w:tc>
-        <w:tc>
-          <w:tcPr>
-            <w:tcW w:type="dxa" w:w="2160"/>
-          </w:tcPr>
-          <w:p>
-            <w:r>
-              <w:t>新能源</w:t>
-            </w:r>
-          </w:p>
-        </w:tc>
-        <w:tc>
-          <w:tcPr>
-            <w:tcW w:type="dxa" w:w="2160"/>
-          </w:tcPr>
-          <w:p>
-            <w:r>
-              <w:t>478亿</w:t>
-            </w:r>
-          </w:p>
-        </w:tc>
-        <w:tc>
-          <w:tcPr>
-            <w:tcW w:type="dxa" w:w="2160"/>
-          </w:tcPr>
-          <w:p>
-            <w:r>
-              <w:t>27%</w:t>
+              <w:t>昂歌信息信息有限公司</w:t>
+            </w:r>
+          </w:p>
+        </w:tc>
+        <w:tc>
+          <w:tcPr>
+            <w:tcW w:type="dxa" w:w="2160"/>
+          </w:tcPr>
+          <w:p>
+            <w:r>
+              <w:t>消费科技</w:t>
+            </w:r>
+          </w:p>
+        </w:tc>
+        <w:tc>
+          <w:tcPr>
+            <w:tcW w:type="dxa" w:w="2160"/>
+          </w:tcPr>
+          <w:p>
+            <w:r>
+              <w:t>684亿</w:t>
+            </w:r>
+          </w:p>
+        </w:tc>
+        <w:tc>
+          <w:tcPr>
+            <w:tcW w:type="dxa" w:w="2160"/>
+          </w:tcPr>
+          <w:p>
+            <w:r>
+              <w:t>7%</w:t>
             </w:r>
           </w:p>
         </w:tc>
@@ -1904,37 +2686,37 @@
           </w:tcPr>
           <w:p>
             <w:r>
-              <w:t>九方信息有限公司</w:t>
-            </w:r>
-          </w:p>
-        </w:tc>
-        <w:tc>
-          <w:tcPr>
-            <w:tcW w:type="dxa" w:w="2160"/>
-          </w:tcPr>
-          <w:p>
-            <w:r>
-              <w:t>新能源</w:t>
-            </w:r>
-          </w:p>
-        </w:tc>
-        <w:tc>
-          <w:tcPr>
-            <w:tcW w:type="dxa" w:w="2160"/>
-          </w:tcPr>
-          <w:p>
-            <w:r>
-              <w:t>294亿</w:t>
-            </w:r>
-          </w:p>
-        </w:tc>
-        <w:tc>
-          <w:tcPr>
-            <w:tcW w:type="dxa" w:w="2160"/>
-          </w:tcPr>
-          <w:p>
-            <w:r>
-              <w:t>5%</w:t>
+              <w:t>昊嘉科技有限公司</w:t>
+            </w:r>
+          </w:p>
+        </w:tc>
+        <w:tc>
+          <w:tcPr>
+            <w:tcW w:type="dxa" w:w="2160"/>
+          </w:tcPr>
+          <w:p>
+            <w:r>
+              <w:t>医疗科技</w:t>
+            </w:r>
+          </w:p>
+        </w:tc>
+        <w:tc>
+          <w:tcPr>
+            <w:tcW w:type="dxa" w:w="2160"/>
+          </w:tcPr>
+          <w:p>
+            <w:r>
+              <w:t>525亿</w:t>
+            </w:r>
+          </w:p>
+        </w:tc>
+        <w:tc>
+          <w:tcPr>
+            <w:tcW w:type="dxa" w:w="2160"/>
+          </w:tcPr>
+          <w:p>
+            <w:r>
+              <w:t>22%</w:t>
             </w:r>
           </w:p>
         </w:tc>
@@ -1946,37 +2728,37 @@
           </w:tcPr>
           <w:p>
             <w:r>
-              <w:t>和泰传媒有限公司</w:t>
-            </w:r>
-          </w:p>
-        </w:tc>
-        <w:tc>
-          <w:tcPr>
-            <w:tcW w:type="dxa" w:w="2160"/>
-          </w:tcPr>
-          <w:p>
-            <w:r>
-              <w:t>消费科技</w:t>
-            </w:r>
-          </w:p>
-        </w:tc>
-        <w:tc>
-          <w:tcPr>
-            <w:tcW w:type="dxa" w:w="2160"/>
-          </w:tcPr>
-          <w:p>
-            <w:r>
-              <w:t>150亿</w:t>
-            </w:r>
-          </w:p>
-        </w:tc>
-        <w:tc>
-          <w:tcPr>
-            <w:tcW w:type="dxa" w:w="2160"/>
-          </w:tcPr>
-          <w:p>
-            <w:r>
-              <w:t>25%</w:t>
+              <w:t>迪摩信息有限公司</w:t>
+            </w:r>
+          </w:p>
+        </w:tc>
+        <w:tc>
+          <w:tcPr>
+            <w:tcW w:type="dxa" w:w="2160"/>
+          </w:tcPr>
+          <w:p>
+            <w:r>
+              <w:t>医疗科技</w:t>
+            </w:r>
+          </w:p>
+        </w:tc>
+        <w:tc>
+          <w:tcPr>
+            <w:tcW w:type="dxa" w:w="2160"/>
+          </w:tcPr>
+          <w:p>
+            <w:r>
+              <w:t>420亿</w:t>
+            </w:r>
+          </w:p>
+        </w:tc>
+        <w:tc>
+          <w:tcPr>
+            <w:tcW w:type="dxa" w:w="2160"/>
+          </w:tcPr>
+          <w:p>
+            <w:r>
+              <w:t>20%</w:t>
             </w:r>
           </w:p>
         </w:tc>
@@ -1988,37 +2770,37 @@
           </w:tcPr>
           <w:p>
             <w:r>
-              <w:t>迪摩科技有限公司</w:t>
-            </w:r>
-          </w:p>
-        </w:tc>
-        <w:tc>
-          <w:tcPr>
-            <w:tcW w:type="dxa" w:w="2160"/>
-          </w:tcPr>
-          <w:p>
-            <w:r>
-              <w:t>人工智能</w:t>
-            </w:r>
-          </w:p>
-        </w:tc>
-        <w:tc>
-          <w:tcPr>
-            <w:tcW w:type="dxa" w:w="2160"/>
-          </w:tcPr>
-          <w:p>
-            <w:r>
-              <w:t>236亿</w:t>
-            </w:r>
-          </w:p>
-        </w:tc>
-        <w:tc>
-          <w:tcPr>
-            <w:tcW w:type="dxa" w:w="2160"/>
-          </w:tcPr>
-          <w:p>
-            <w:r>
-              <w:t>30%</w:t>
+              <w:t>佳禾传媒有限公司</w:t>
+            </w:r>
+          </w:p>
+        </w:tc>
+        <w:tc>
+          <w:tcPr>
+            <w:tcW w:type="dxa" w:w="2160"/>
+          </w:tcPr>
+          <w:p>
+            <w:r>
+              <w:t>云计算</w:t>
+            </w:r>
+          </w:p>
+        </w:tc>
+        <w:tc>
+          <w:tcPr>
+            <w:tcW w:type="dxa" w:w="2160"/>
+          </w:tcPr>
+          <w:p>
+            <w:r>
+              <w:t>562亿</w:t>
+            </w:r>
+          </w:p>
+        </w:tc>
+        <w:tc>
+          <w:tcPr>
+            <w:tcW w:type="dxa" w:w="2160"/>
+          </w:tcPr>
+          <w:p>
+            <w:r>
+              <w:t>25%</w:t>
             </w:r>
           </w:p>
         </w:tc>
@@ -2030,37 +2812,37 @@
           </w:tcPr>
           <w:p>
             <w:r>
-              <w:t>和泰传媒有限公司</w:t>
-            </w:r>
-          </w:p>
-        </w:tc>
-        <w:tc>
-          <w:tcPr>
-            <w:tcW w:type="dxa" w:w="2160"/>
-          </w:tcPr>
-          <w:p>
-            <w:r>
-              <w:t>消费科技</w:t>
-            </w:r>
-          </w:p>
-        </w:tc>
-        <w:tc>
-          <w:tcPr>
-            <w:tcW w:type="dxa" w:w="2160"/>
-          </w:tcPr>
-          <w:p>
-            <w:r>
-              <w:t>652亿</w:t>
-            </w:r>
-          </w:p>
-        </w:tc>
-        <w:tc>
-          <w:tcPr>
-            <w:tcW w:type="dxa" w:w="2160"/>
-          </w:tcPr>
-          <w:p>
-            <w:r>
-              <w:t>21%</w:t>
+              <w:t>图龙信息传媒有限公司</w:t>
+            </w:r>
+          </w:p>
+        </w:tc>
+        <w:tc>
+          <w:tcPr>
+            <w:tcW w:type="dxa" w:w="2160"/>
+          </w:tcPr>
+          <w:p>
+            <w:r>
+              <w:t>机器人</w:t>
+            </w:r>
+          </w:p>
+        </w:tc>
+        <w:tc>
+          <w:tcPr>
+            <w:tcW w:type="dxa" w:w="2160"/>
+          </w:tcPr>
+          <w:p>
+            <w:r>
+              <w:t>362亿</w:t>
+            </w:r>
+          </w:p>
+        </w:tc>
+        <w:tc>
+          <w:tcPr>
+            <w:tcW w:type="dxa" w:w="2160"/>
+          </w:tcPr>
+          <w:p>
+            <w:r>
+              <w:t>20%</w:t>
             </w:r>
           </w:p>
         </w:tc>
@@ -2072,37 +2854,37 @@
           </w:tcPr>
           <w:p>
             <w:r>
-              <w:t>九方网络有限公司</w:t>
-            </w:r>
-          </w:p>
-        </w:tc>
-        <w:tc>
-          <w:tcPr>
-            <w:tcW w:type="dxa" w:w="2160"/>
-          </w:tcPr>
-          <w:p>
-            <w:r>
-              <w:t>新能源</w:t>
-            </w:r>
-          </w:p>
-        </w:tc>
-        <w:tc>
-          <w:tcPr>
-            <w:tcW w:type="dxa" w:w="2160"/>
-          </w:tcPr>
-          <w:p>
-            <w:r>
-              <w:t>412亿</w:t>
-            </w:r>
-          </w:p>
-        </w:tc>
-        <w:tc>
-          <w:tcPr>
-            <w:tcW w:type="dxa" w:w="2160"/>
-          </w:tcPr>
-          <w:p>
-            <w:r>
-              <w:t>6%</w:t>
+              <w:t>华成育卓科技有限公司</w:t>
+            </w:r>
+          </w:p>
+        </w:tc>
+        <w:tc>
+          <w:tcPr>
+            <w:tcW w:type="dxa" w:w="2160"/>
+          </w:tcPr>
+          <w:p>
+            <w:r>
+              <w:t>医疗科技</w:t>
+            </w:r>
+          </w:p>
+        </w:tc>
+        <w:tc>
+          <w:tcPr>
+            <w:tcW w:type="dxa" w:w="2160"/>
+          </w:tcPr>
+          <w:p>
+            <w:r>
+              <w:t>524亿</w:t>
+            </w:r>
+          </w:p>
+        </w:tc>
+        <w:tc>
+          <w:tcPr>
+            <w:tcW w:type="dxa" w:w="2160"/>
+          </w:tcPr>
+          <w:p>
+            <w:r>
+              <w:t>25%</w:t>
             </w:r>
           </w:p>
         </w:tc>
@@ -2114,37 +2896,37 @@
           </w:tcPr>
           <w:p>
             <w:r>
-              <w:t>天益信息有限公司</w:t>
-            </w:r>
-          </w:p>
-        </w:tc>
-        <w:tc>
-          <w:tcPr>
-            <w:tcW w:type="dxa" w:w="2160"/>
-          </w:tcPr>
-          <w:p>
-            <w:r>
-              <w:t>云计算</w:t>
-            </w:r>
-          </w:p>
-        </w:tc>
-        <w:tc>
-          <w:tcPr>
-            <w:tcW w:type="dxa" w:w="2160"/>
-          </w:tcPr>
-          <w:p>
-            <w:r>
-              <w:t>481亿</w:t>
-            </w:r>
-          </w:p>
-        </w:tc>
-        <w:tc>
-          <w:tcPr>
-            <w:tcW w:type="dxa" w:w="2160"/>
-          </w:tcPr>
-          <w:p>
-            <w:r>
-              <w:t>9%</w:t>
+              <w:t>方正科技信息有限公司</w:t>
+            </w:r>
+          </w:p>
+        </w:tc>
+        <w:tc>
+          <w:tcPr>
+            <w:tcW w:type="dxa" w:w="2160"/>
+          </w:tcPr>
+          <w:p>
+            <w:r>
+              <w:t>消费科技</w:t>
+            </w:r>
+          </w:p>
+        </w:tc>
+        <w:tc>
+          <w:tcPr>
+            <w:tcW w:type="dxa" w:w="2160"/>
+          </w:tcPr>
+          <w:p>
+            <w:r>
+              <w:t>409亿</w:t>
+            </w:r>
+          </w:p>
+        </w:tc>
+        <w:tc>
+          <w:tcPr>
+            <w:tcW w:type="dxa" w:w="2160"/>
+          </w:tcPr>
+          <w:p>
+            <w:r>
+              <w:t>20%</w:t>
             </w:r>
           </w:p>
         </w:tc>
@@ -2156,7 +2938,7 @@
           </w:tcPr>
           <w:p>
             <w:r>
-              <w:t>凌云网络有限公司</w:t>
+              <w:t>华成育卓科技有限公司</w:t>
             </w:r>
           </w:p>
         </w:tc>
@@ -2176,17 +2958,17 @@
           </w:tcPr>
           <w:p>
             <w:r>
-              <w:t>756亿</w:t>
-            </w:r>
-          </w:p>
-        </w:tc>
-        <w:tc>
-          <w:tcPr>
-            <w:tcW w:type="dxa" w:w="2160"/>
-          </w:tcPr>
-          <w:p>
-            <w:r>
-              <w:t>16%</w:t>
+              <w:t>311亿</w:t>
+            </w:r>
+          </w:p>
+        </w:tc>
+        <w:tc>
+          <w:tcPr>
+            <w:tcW w:type="dxa" w:w="2160"/>
+          </w:tcPr>
+          <w:p>
+            <w:r>
+              <w:t>21%</w:t>
             </w:r>
           </w:p>
         </w:tc>
@@ -2198,37 +2980,37 @@
           </w:tcPr>
           <w:p>
             <w:r>
-              <w:t>艾提科信科技有限公司</w:t>
-            </w:r>
-          </w:p>
-        </w:tc>
-        <w:tc>
-          <w:tcPr>
-            <w:tcW w:type="dxa" w:w="2160"/>
-          </w:tcPr>
-          <w:p>
-            <w:r>
-              <w:t>机器人</w:t>
-            </w:r>
-          </w:p>
-        </w:tc>
-        <w:tc>
-          <w:tcPr>
-            <w:tcW w:type="dxa" w:w="2160"/>
-          </w:tcPr>
-          <w:p>
-            <w:r>
-              <w:t>145亿</w:t>
-            </w:r>
-          </w:p>
-        </w:tc>
-        <w:tc>
-          <w:tcPr>
-            <w:tcW w:type="dxa" w:w="2160"/>
-          </w:tcPr>
-          <w:p>
-            <w:r>
-              <w:t>20%</w:t>
+              <w:t>中建创业科技有限公司</w:t>
+            </w:r>
+          </w:p>
+        </w:tc>
+        <w:tc>
+          <w:tcPr>
+            <w:tcW w:type="dxa" w:w="2160"/>
+          </w:tcPr>
+          <w:p>
+            <w:r>
+              <w:t>半导体</w:t>
+            </w:r>
+          </w:p>
+        </w:tc>
+        <w:tc>
+          <w:tcPr>
+            <w:tcW w:type="dxa" w:w="2160"/>
+          </w:tcPr>
+          <w:p>
+            <w:r>
+              <w:t>192亿</w:t>
+            </w:r>
+          </w:p>
+        </w:tc>
+        <w:tc>
+          <w:tcPr>
+            <w:tcW w:type="dxa" w:w="2160"/>
+          </w:tcPr>
+          <w:p>
+            <w:r>
+              <w:t>10%</w:t>
             </w:r>
           </w:p>
         </w:tc>
@@ -2240,37 +3022,37 @@
           </w:tcPr>
           <w:p>
             <w:r>
-              <w:t>济南亿次元网络有限公司</w:t>
-            </w:r>
-          </w:p>
-        </w:tc>
-        <w:tc>
-          <w:tcPr>
-            <w:tcW w:type="dxa" w:w="2160"/>
-          </w:tcPr>
-          <w:p>
-            <w:r>
-              <w:t>机器人</w:t>
-            </w:r>
-          </w:p>
-        </w:tc>
-        <w:tc>
-          <w:tcPr>
-            <w:tcW w:type="dxa" w:w="2160"/>
-          </w:tcPr>
-          <w:p>
-            <w:r>
-              <w:t>627亿</w:t>
-            </w:r>
-          </w:p>
-        </w:tc>
-        <w:tc>
-          <w:tcPr>
-            <w:tcW w:type="dxa" w:w="2160"/>
-          </w:tcPr>
-          <w:p>
-            <w:r>
-              <w:t>15%</w:t>
+              <w:t>飞利信科技有限公司</w:t>
+            </w:r>
+          </w:p>
+        </w:tc>
+        <w:tc>
+          <w:tcPr>
+            <w:tcW w:type="dxa" w:w="2160"/>
+          </w:tcPr>
+          <w:p>
+            <w:r>
+              <w:t>人工智能</w:t>
+            </w:r>
+          </w:p>
+        </w:tc>
+        <w:tc>
+          <w:tcPr>
+            <w:tcW w:type="dxa" w:w="2160"/>
+          </w:tcPr>
+          <w:p>
+            <w:r>
+              <w:t>115亿</w:t>
+            </w:r>
+          </w:p>
+        </w:tc>
+        <w:tc>
+          <w:tcPr>
+            <w:tcW w:type="dxa" w:w="2160"/>
+          </w:tcPr>
+          <w:p>
+            <w:r>
+              <w:t>26%</w:t>
             </w:r>
           </w:p>
         </w:tc>
@@ -2282,37 +3064,37 @@
           </w:tcPr>
           <w:p>
             <w:r>
-              <w:t>九方信息有限公司</w:t>
-            </w:r>
-          </w:p>
-        </w:tc>
-        <w:tc>
-          <w:tcPr>
-            <w:tcW w:type="dxa" w:w="2160"/>
-          </w:tcPr>
-          <w:p>
-            <w:r>
-              <w:t>新能源</w:t>
-            </w:r>
-          </w:p>
-        </w:tc>
-        <w:tc>
-          <w:tcPr>
-            <w:tcW w:type="dxa" w:w="2160"/>
-          </w:tcPr>
-          <w:p>
-            <w:r>
-              <w:t>592亿</w:t>
-            </w:r>
-          </w:p>
-        </w:tc>
-        <w:tc>
-          <w:tcPr>
-            <w:tcW w:type="dxa" w:w="2160"/>
-          </w:tcPr>
-          <w:p>
-            <w:r>
-              <w:t>6%</w:t>
+              <w:t>华成育卓科技有限公司</w:t>
+            </w:r>
+          </w:p>
+        </w:tc>
+        <w:tc>
+          <w:tcPr>
+            <w:tcW w:type="dxa" w:w="2160"/>
+          </w:tcPr>
+          <w:p>
+            <w:r>
+              <w:t>医疗科技</w:t>
+            </w:r>
+          </w:p>
+        </w:tc>
+        <w:tc>
+          <w:tcPr>
+            <w:tcW w:type="dxa" w:w="2160"/>
+          </w:tcPr>
+          <w:p>
+            <w:r>
+              <w:t>633亿</w:t>
+            </w:r>
+          </w:p>
+        </w:tc>
+        <w:tc>
+          <w:tcPr>
+            <w:tcW w:type="dxa" w:w="2160"/>
+          </w:tcPr>
+          <w:p>
+            <w:r>
+              <w:t>24%</w:t>
             </w:r>
           </w:p>
         </w:tc>
@@ -2324,309 +3106,27 @@
           </w:tcPr>
           <w:p>
             <w:r>
-              <w:t>九方网络有限公司</w:t>
-            </w:r>
-          </w:p>
-        </w:tc>
-        <w:tc>
-          <w:tcPr>
-            <w:tcW w:type="dxa" w:w="2160"/>
-          </w:tcPr>
-          <w:p>
-            <w:r>
-              <w:t>新能源</w:t>
-            </w:r>
-          </w:p>
-        </w:tc>
-        <w:tc>
-          <w:tcPr>
-            <w:tcW w:type="dxa" w:w="2160"/>
-          </w:tcPr>
-          <w:p>
-            <w:r>
-              <w:t>683亿</w:t>
-            </w:r>
-          </w:p>
-        </w:tc>
-        <w:tc>
-          <w:tcPr>
-            <w:tcW w:type="dxa" w:w="2160"/>
-          </w:tcPr>
-          <w:p>
-            <w:r>
-              <w:t>17%</w:t>
-            </w:r>
-          </w:p>
-        </w:tc>
-      </w:tr>
-    </w:tbl>
-    <w:p>
-      <w:pPr>
-        <w:pStyle w:val="Heading1"/>
-      </w:pPr>
-      <w:r>
-        <w:t>行业分析 4</w:t>
-      </w:r>
-    </w:p>
-    <w:p>
-      <w:r>
-        <w:br/>
-        <w:t>昂歌信息科技有限公司 是中国 消费科技 行业的重要企业之一。</w:t>
-        <w:br/>
-        <w:t>根据华辰资本 量化研究部 的研究，该公司成立于 2020 年，</w:t>
-        <w:br/>
-        <w:t>目前员工规模约 3973 人。公司近年来持续加大研发投入，</w:t>
-        <w:br/>
-        <w:t>在核心技术方面形成了较强的竞争壁垒。</w:t>
-        <w:br/>
-      </w:r>
-    </w:p>
-    <w:p>
-      <w:r>
-        <w:br/>
-        <w:t>从产业链角度看，新能源 行业主要由上游设备厂商、</w:t>
-        <w:br/>
-        <w:t>中游平台企业以及下游应用厂商组成。</w:t>
-        <w:br/>
-        <w:t>创汇传媒有限公司 主要位于产业链的 下游 环节。</w:t>
-        <w:br/>
-      </w:r>
-    </w:p>
-    <w:p>
-      <w:r>
-        <w:br/>
-        <w:t>风险管理部认为，半导体 行业仍然面临若干</w:t>
-        <w:br/>
-        <w:t>不确定性因素，包括技术迭代风险、政策变化、</w:t>
-        <w:br/>
-        <w:t>以及市场竞争加剧等问题。</w:t>
-        <w:br/>
-      </w:r>
-    </w:p>
-    <w:p>
-      <w:r>
-        <w:br/>
-        <w:t>根据内部财务模型测算，华远软件信息有限公司 在未来三年</w:t>
-        <w:br/>
-        <w:t>收入复合增长率预计可达到 35% 左右。</w:t>
-        <w:br/>
-        <w:t>该预测基于行业需求增长以及公司产能扩张计划。</w:t>
-        <w:br/>
-      </w:r>
-    </w:p>
-    <w:p>
-      <w:r>
-        <w:br/>
-        <w:t>从产业链角度看，医疗科技 行业主要由上游设备厂商、</w:t>
-        <w:br/>
-        <w:t>中游平台企业以及下游应用厂商组成。</w:t>
-        <w:br/>
-        <w:t>凌云网络有限公司 主要位于产业链的 中游 环节。</w:t>
-        <w:br/>
-      </w:r>
-    </w:p>
-    <w:p>
-      <w:r>
-        <w:br/>
-        <w:t>创联世纪科技有限公司 是中国 医疗科技 行业的重要企业之一。</w:t>
-        <w:br/>
-        <w:t>根据华辰资本 量化研究部 的研究，该公司成立于 2008 年，</w:t>
-        <w:br/>
-        <w:t>目前员工规模约 3688 人。公司近年来持续加大研发投入，</w:t>
-        <w:br/>
-        <w:t>在核心技术方面形成了较强的竞争壁垒。</w:t>
-        <w:br/>
-      </w:r>
-    </w:p>
-    <w:p>
-      <w:r>
-        <w:br/>
-        <w:t>鸿睿思博信息有限公司 是中国 半导体 行业的重要企业之一。</w:t>
-        <w:br/>
-        <w:t>根据华辰资本 投资策略部 的研究，该公司成立于 2015 年，</w:t>
-        <w:br/>
-        <w:t>目前员工规模约 1207 人。公司近年来持续加大研发投入，</w:t>
-        <w:br/>
-        <w:t>在核心技术方面形成了较强的竞争壁垒。</w:t>
-        <w:br/>
-      </w:r>
-    </w:p>
-    <w:p>
-      <w:r>
-        <w:br/>
-        <w:t>从产业链角度看，医疗科技 行业主要由上游设备厂商、</w:t>
-        <w:br/>
-        <w:t>中游平台企业以及下游应用厂商组成。</w:t>
-        <w:br/>
-        <w:t>富罳信息有限公司 主要位于产业链的 下游 环节。</w:t>
-        <w:br/>
-      </w:r>
-    </w:p>
-    <w:tbl>
-      <w:tblPr>
-        <w:tblW w:type="auto" w:w="0"/>
-        <w:tblLook w:firstColumn="1" w:firstRow="1" w:lastColumn="0" w:lastRow="0" w:noHBand="0" w:noVBand="1" w:val="04A0"/>
-      </w:tblPr>
-      <w:tblGrid>
-        <w:gridCol w:w="2160"/>
-        <w:gridCol w:w="2160"/>
-        <w:gridCol w:w="2160"/>
-        <w:gridCol w:w="2160"/>
-      </w:tblGrid>
-      <w:tr>
-        <w:tc>
-          <w:tcPr>
-            <w:tcW w:type="dxa" w:w="2160"/>
-          </w:tcPr>
-          <w:p>
-            <w:r>
-              <w:t>公司</w:t>
-            </w:r>
-          </w:p>
-        </w:tc>
-        <w:tc>
-          <w:tcPr>
-            <w:tcW w:type="dxa" w:w="2160"/>
-          </w:tcPr>
-          <w:p>
-            <w:r>
-              <w:t>行业</w:t>
-            </w:r>
-          </w:p>
-        </w:tc>
-        <w:tc>
-          <w:tcPr>
-            <w:tcW w:type="dxa" w:w="2160"/>
-          </w:tcPr>
-          <w:p>
-            <w:r>
-              <w:t>市值</w:t>
-            </w:r>
-          </w:p>
-        </w:tc>
-        <w:tc>
-          <w:tcPr>
-            <w:tcW w:type="dxa" w:w="2160"/>
-          </w:tcPr>
-          <w:p>
-            <w:r>
-              <w:t>增长率</w:t>
-            </w:r>
-          </w:p>
-        </w:tc>
-      </w:tr>
-      <w:tr>
-        <w:tc>
-          <w:tcPr>
-            <w:tcW w:type="dxa" w:w="2160"/>
-          </w:tcPr>
-          <w:p>
-            <w:r>
-              <w:t>银嘉信息有限公司</w:t>
-            </w:r>
-          </w:p>
-        </w:tc>
-        <w:tc>
-          <w:tcPr>
-            <w:tcW w:type="dxa" w:w="2160"/>
-          </w:tcPr>
-          <w:p>
-            <w:r>
-              <w:t>消费科技</w:t>
-            </w:r>
-          </w:p>
-        </w:tc>
-        <w:tc>
-          <w:tcPr>
-            <w:tcW w:type="dxa" w:w="2160"/>
-          </w:tcPr>
-          <w:p>
-            <w:r>
-              <w:t>506亿</w:t>
-            </w:r>
-          </w:p>
-        </w:tc>
-        <w:tc>
-          <w:tcPr>
-            <w:tcW w:type="dxa" w:w="2160"/>
-          </w:tcPr>
-          <w:p>
-            <w:r>
-              <w:t>21%</w:t>
-            </w:r>
-          </w:p>
-        </w:tc>
-      </w:tr>
-      <w:tr>
-        <w:tc>
-          <w:tcPr>
-            <w:tcW w:type="dxa" w:w="2160"/>
-          </w:tcPr>
-          <w:p>
-            <w:r>
-              <w:t>南康网络有限公司</w:t>
-            </w:r>
-          </w:p>
-        </w:tc>
-        <w:tc>
-          <w:tcPr>
-            <w:tcW w:type="dxa" w:w="2160"/>
-          </w:tcPr>
-          <w:p>
-            <w:r>
-              <w:t>消费科技</w:t>
-            </w:r>
-          </w:p>
-        </w:tc>
-        <w:tc>
-          <w:tcPr>
-            <w:tcW w:type="dxa" w:w="2160"/>
-          </w:tcPr>
-          <w:p>
-            <w:r>
-              <w:t>356亿</w:t>
-            </w:r>
-          </w:p>
-        </w:tc>
-        <w:tc>
-          <w:tcPr>
-            <w:tcW w:type="dxa" w:w="2160"/>
-          </w:tcPr>
-          <w:p>
-            <w:r>
-              <w:t>22%</w:t>
-            </w:r>
-          </w:p>
-        </w:tc>
-      </w:tr>
-      <w:tr>
-        <w:tc>
-          <w:tcPr>
-            <w:tcW w:type="dxa" w:w="2160"/>
-          </w:tcPr>
-          <w:p>
-            <w:r>
-              <w:t>创亿网络有限公司</w:t>
-            </w:r>
-          </w:p>
-        </w:tc>
-        <w:tc>
-          <w:tcPr>
-            <w:tcW w:type="dxa" w:w="2160"/>
-          </w:tcPr>
-          <w:p>
-            <w:r>
-              <w:t>云计算</w:t>
-            </w:r>
-          </w:p>
-        </w:tc>
-        <w:tc>
-          <w:tcPr>
-            <w:tcW w:type="dxa" w:w="2160"/>
-          </w:tcPr>
-          <w:p>
-            <w:r>
-              <w:t>417亿</w:t>
+              <w:t>联软网络有限公司</w:t>
+            </w:r>
+          </w:p>
+        </w:tc>
+        <w:tc>
+          <w:tcPr>
+            <w:tcW w:type="dxa" w:w="2160"/>
+          </w:tcPr>
+          <w:p>
+            <w:r>
+              <w:t>半导体</w:t>
+            </w:r>
+          </w:p>
+        </w:tc>
+        <w:tc>
+          <w:tcPr>
+            <w:tcW w:type="dxa" w:w="2160"/>
+          </w:tcPr>
+          <w:p>
+            <w:r>
+              <w:t>647亿</w:t>
             </w:r>
           </w:p>
         </w:tc>
@@ -2637,510 +3137,6 @@
           <w:p>
             <w:r>
               <w:t>5%</w:t>
-            </w:r>
-          </w:p>
-        </w:tc>
-      </w:tr>
-      <w:tr>
-        <w:tc>
-          <w:tcPr>
-            <w:tcW w:type="dxa" w:w="2160"/>
-          </w:tcPr>
-          <w:p>
-            <w:r>
-              <w:t>快讯网络有限公司</w:t>
-            </w:r>
-          </w:p>
-        </w:tc>
-        <w:tc>
-          <w:tcPr>
-            <w:tcW w:type="dxa" w:w="2160"/>
-          </w:tcPr>
-          <w:p>
-            <w:r>
-              <w:t>新能源</w:t>
-            </w:r>
-          </w:p>
-        </w:tc>
-        <w:tc>
-          <w:tcPr>
-            <w:tcW w:type="dxa" w:w="2160"/>
-          </w:tcPr>
-          <w:p>
-            <w:r>
-              <w:t>404亿</w:t>
-            </w:r>
-          </w:p>
-        </w:tc>
-        <w:tc>
-          <w:tcPr>
-            <w:tcW w:type="dxa" w:w="2160"/>
-          </w:tcPr>
-          <w:p>
-            <w:r>
-              <w:t>5%</w:t>
-            </w:r>
-          </w:p>
-        </w:tc>
-      </w:tr>
-      <w:tr>
-        <w:tc>
-          <w:tcPr>
-            <w:tcW w:type="dxa" w:w="2160"/>
-          </w:tcPr>
-          <w:p>
-            <w:r>
-              <w:t>浦华众城信息有限公司</w:t>
-            </w:r>
-          </w:p>
-        </w:tc>
-        <w:tc>
-          <w:tcPr>
-            <w:tcW w:type="dxa" w:w="2160"/>
-          </w:tcPr>
-          <w:p>
-            <w:r>
-              <w:t>云计算</w:t>
-            </w:r>
-          </w:p>
-        </w:tc>
-        <w:tc>
-          <w:tcPr>
-            <w:tcW w:type="dxa" w:w="2160"/>
-          </w:tcPr>
-          <w:p>
-            <w:r>
-              <w:t>714亿</w:t>
-            </w:r>
-          </w:p>
-        </w:tc>
-        <w:tc>
-          <w:tcPr>
-            <w:tcW w:type="dxa" w:w="2160"/>
-          </w:tcPr>
-          <w:p>
-            <w:r>
-              <w:t>8%</w:t>
-            </w:r>
-          </w:p>
-        </w:tc>
-      </w:tr>
-      <w:tr>
-        <w:tc>
-          <w:tcPr>
-            <w:tcW w:type="dxa" w:w="2160"/>
-          </w:tcPr>
-          <w:p>
-            <w:r>
-              <w:t>飞利信科技有限公司</w:t>
-            </w:r>
-          </w:p>
-        </w:tc>
-        <w:tc>
-          <w:tcPr>
-            <w:tcW w:type="dxa" w:w="2160"/>
-          </w:tcPr>
-          <w:p>
-            <w:r>
-              <w:t>新能源</w:t>
-            </w:r>
-          </w:p>
-        </w:tc>
-        <w:tc>
-          <w:tcPr>
-            <w:tcW w:type="dxa" w:w="2160"/>
-          </w:tcPr>
-          <w:p>
-            <w:r>
-              <w:t>566亿</w:t>
-            </w:r>
-          </w:p>
-        </w:tc>
-        <w:tc>
-          <w:tcPr>
-            <w:tcW w:type="dxa" w:w="2160"/>
-          </w:tcPr>
-          <w:p>
-            <w:r>
-              <w:t>9%</w:t>
-            </w:r>
-          </w:p>
-        </w:tc>
-      </w:tr>
-      <w:tr>
-        <w:tc>
-          <w:tcPr>
-            <w:tcW w:type="dxa" w:w="2160"/>
-          </w:tcPr>
-          <w:p>
-            <w:r>
-              <w:t>昊嘉网络有限公司</w:t>
-            </w:r>
-          </w:p>
-        </w:tc>
-        <w:tc>
-          <w:tcPr>
-            <w:tcW w:type="dxa" w:w="2160"/>
-          </w:tcPr>
-          <w:p>
-            <w:r>
-              <w:t>新能源</w:t>
-            </w:r>
-          </w:p>
-        </w:tc>
-        <w:tc>
-          <w:tcPr>
-            <w:tcW w:type="dxa" w:w="2160"/>
-          </w:tcPr>
-          <w:p>
-            <w:r>
-              <w:t>739亿</w:t>
-            </w:r>
-          </w:p>
-        </w:tc>
-        <w:tc>
-          <w:tcPr>
-            <w:tcW w:type="dxa" w:w="2160"/>
-          </w:tcPr>
-          <w:p>
-            <w:r>
-              <w:t>19%</w:t>
-            </w:r>
-          </w:p>
-        </w:tc>
-      </w:tr>
-      <w:tr>
-        <w:tc>
-          <w:tcPr>
-            <w:tcW w:type="dxa" w:w="2160"/>
-          </w:tcPr>
-          <w:p>
-            <w:r>
-              <w:t>易动力科技有限公司</w:t>
-            </w:r>
-          </w:p>
-        </w:tc>
-        <w:tc>
-          <w:tcPr>
-            <w:tcW w:type="dxa" w:w="2160"/>
-          </w:tcPr>
-          <w:p>
-            <w:r>
-              <w:t>云计算</w:t>
-            </w:r>
-          </w:p>
-        </w:tc>
-        <w:tc>
-          <w:tcPr>
-            <w:tcW w:type="dxa" w:w="2160"/>
-          </w:tcPr>
-          <w:p>
-            <w:r>
-              <w:t>414亿</w:t>
-            </w:r>
-          </w:p>
-        </w:tc>
-        <w:tc>
-          <w:tcPr>
-            <w:tcW w:type="dxa" w:w="2160"/>
-          </w:tcPr>
-          <w:p>
-            <w:r>
-              <w:t>30%</w:t>
-            </w:r>
-          </w:p>
-        </w:tc>
-      </w:tr>
-      <w:tr>
-        <w:tc>
-          <w:tcPr>
-            <w:tcW w:type="dxa" w:w="2160"/>
-          </w:tcPr>
-          <w:p>
-            <w:r>
-              <w:t>佳禾科技有限公司</w:t>
-            </w:r>
-          </w:p>
-        </w:tc>
-        <w:tc>
-          <w:tcPr>
-            <w:tcW w:type="dxa" w:w="2160"/>
-          </w:tcPr>
-          <w:p>
-            <w:r>
-              <w:t>半导体</w:t>
-            </w:r>
-          </w:p>
-        </w:tc>
-        <w:tc>
-          <w:tcPr>
-            <w:tcW w:type="dxa" w:w="2160"/>
-          </w:tcPr>
-          <w:p>
-            <w:r>
-              <w:t>731亿</w:t>
-            </w:r>
-          </w:p>
-        </w:tc>
-        <w:tc>
-          <w:tcPr>
-            <w:tcW w:type="dxa" w:w="2160"/>
-          </w:tcPr>
-          <w:p>
-            <w:r>
-              <w:t>14%</w:t>
-            </w:r>
-          </w:p>
-        </w:tc>
-      </w:tr>
-      <w:tr>
-        <w:tc>
-          <w:tcPr>
-            <w:tcW w:type="dxa" w:w="2160"/>
-          </w:tcPr>
-          <w:p>
-            <w:r>
-              <w:t>华远软件信息有限公司</w:t>
-            </w:r>
-          </w:p>
-        </w:tc>
-        <w:tc>
-          <w:tcPr>
-            <w:tcW w:type="dxa" w:w="2160"/>
-          </w:tcPr>
-          <w:p>
-            <w:r>
-              <w:t>半导体</w:t>
-            </w:r>
-          </w:p>
-        </w:tc>
-        <w:tc>
-          <w:tcPr>
-            <w:tcW w:type="dxa" w:w="2160"/>
-          </w:tcPr>
-          <w:p>
-            <w:r>
-              <w:t>446亿</w:t>
-            </w:r>
-          </w:p>
-        </w:tc>
-        <w:tc>
-          <w:tcPr>
-            <w:tcW w:type="dxa" w:w="2160"/>
-          </w:tcPr>
-          <w:p>
-            <w:r>
-              <w:t>20%</w:t>
-            </w:r>
-          </w:p>
-        </w:tc>
-      </w:tr>
-      <w:tr>
-        <w:tc>
-          <w:tcPr>
-            <w:tcW w:type="dxa" w:w="2160"/>
-          </w:tcPr>
-          <w:p>
-            <w:r>
-              <w:t>迪摩科技有限公司</w:t>
-            </w:r>
-          </w:p>
-        </w:tc>
-        <w:tc>
-          <w:tcPr>
-            <w:tcW w:type="dxa" w:w="2160"/>
-          </w:tcPr>
-          <w:p>
-            <w:r>
-              <w:t>人工智能</w:t>
-            </w:r>
-          </w:p>
-        </w:tc>
-        <w:tc>
-          <w:tcPr>
-            <w:tcW w:type="dxa" w:w="2160"/>
-          </w:tcPr>
-          <w:p>
-            <w:r>
-              <w:t>411亿</w:t>
-            </w:r>
-          </w:p>
-        </w:tc>
-        <w:tc>
-          <w:tcPr>
-            <w:tcW w:type="dxa" w:w="2160"/>
-          </w:tcPr>
-          <w:p>
-            <w:r>
-              <w:t>19%</w:t>
-            </w:r>
-          </w:p>
-        </w:tc>
-      </w:tr>
-      <w:tr>
-        <w:tc>
-          <w:tcPr>
-            <w:tcW w:type="dxa" w:w="2160"/>
-          </w:tcPr>
-          <w:p>
-            <w:r>
-              <w:t>凌云网络有限公司</w:t>
-            </w:r>
-          </w:p>
-        </w:tc>
-        <w:tc>
-          <w:tcPr>
-            <w:tcW w:type="dxa" w:w="2160"/>
-          </w:tcPr>
-          <w:p>
-            <w:r>
-              <w:t>医疗科技</w:t>
-            </w:r>
-          </w:p>
-        </w:tc>
-        <w:tc>
-          <w:tcPr>
-            <w:tcW w:type="dxa" w:w="2160"/>
-          </w:tcPr>
-          <w:p>
-            <w:r>
-              <w:t>754亿</w:t>
-            </w:r>
-          </w:p>
-        </w:tc>
-        <w:tc>
-          <w:tcPr>
-            <w:tcW w:type="dxa" w:w="2160"/>
-          </w:tcPr>
-          <w:p>
-            <w:r>
-              <w:t>19%</w:t>
-            </w:r>
-          </w:p>
-        </w:tc>
-      </w:tr>
-      <w:tr>
-        <w:tc>
-          <w:tcPr>
-            <w:tcW w:type="dxa" w:w="2160"/>
-          </w:tcPr>
-          <w:p>
-            <w:r>
-              <w:t>九方信息有限公司</w:t>
-            </w:r>
-          </w:p>
-        </w:tc>
-        <w:tc>
-          <w:tcPr>
-            <w:tcW w:type="dxa" w:w="2160"/>
-          </w:tcPr>
-          <w:p>
-            <w:r>
-              <w:t>新能源</w:t>
-            </w:r>
-          </w:p>
-        </w:tc>
-        <w:tc>
-          <w:tcPr>
-            <w:tcW w:type="dxa" w:w="2160"/>
-          </w:tcPr>
-          <w:p>
-            <w:r>
-              <w:t>136亿</w:t>
-            </w:r>
-          </w:p>
-        </w:tc>
-        <w:tc>
-          <w:tcPr>
-            <w:tcW w:type="dxa" w:w="2160"/>
-          </w:tcPr>
-          <w:p>
-            <w:r>
-              <w:t>15%</w:t>
-            </w:r>
-          </w:p>
-        </w:tc>
-      </w:tr>
-      <w:tr>
-        <w:tc>
-          <w:tcPr>
-            <w:tcW w:type="dxa" w:w="2160"/>
-          </w:tcPr>
-          <w:p>
-            <w:r>
-              <w:t>立信电子网络有限公司</w:t>
-            </w:r>
-          </w:p>
-        </w:tc>
-        <w:tc>
-          <w:tcPr>
-            <w:tcW w:type="dxa" w:w="2160"/>
-          </w:tcPr>
-          <w:p>
-            <w:r>
-              <w:t>云计算</w:t>
-            </w:r>
-          </w:p>
-        </w:tc>
-        <w:tc>
-          <w:tcPr>
-            <w:tcW w:type="dxa" w:w="2160"/>
-          </w:tcPr>
-          <w:p>
-            <w:r>
-              <w:t>230亿</w:t>
-            </w:r>
-          </w:p>
-        </w:tc>
-        <w:tc>
-          <w:tcPr>
-            <w:tcW w:type="dxa" w:w="2160"/>
-          </w:tcPr>
-          <w:p>
-            <w:r>
-              <w:t>17%</w:t>
-            </w:r>
-          </w:p>
-        </w:tc>
-      </w:tr>
-      <w:tr>
-        <w:tc>
-          <w:tcPr>
-            <w:tcW w:type="dxa" w:w="2160"/>
-          </w:tcPr>
-          <w:p>
-            <w:r>
-              <w:t>凌云网络有限公司</w:t>
-            </w:r>
-          </w:p>
-        </w:tc>
-        <w:tc>
-          <w:tcPr>
-            <w:tcW w:type="dxa" w:w="2160"/>
-          </w:tcPr>
-          <w:p>
-            <w:r>
-              <w:t>医疗科技</w:t>
-            </w:r>
-          </w:p>
-        </w:tc>
-        <w:tc>
-          <w:tcPr>
-            <w:tcW w:type="dxa" w:w="2160"/>
-          </w:tcPr>
-          <w:p>
-            <w:r>
-              <w:t>354亿</w:t>
-            </w:r>
-          </w:p>
-        </w:tc>
-        <w:tc>
-          <w:tcPr>
-            <w:tcW w:type="dxa" w:w="2160"/>
-          </w:tcPr>
-          <w:p>
-            <w:r>
-              <w:t>14%</w:t>
             </w:r>
           </w:p>
         </w:tc>
@@ -3152,19 +3148,6 @@
       </w:pPr>
       <w:r>
         <w:t>行业分析 5</w:t>
-      </w:r>
-    </w:p>
-    <w:p>
-      <w:r>
-        <w:br/>
-        <w:t>易动力科技有限公司 是中国 云计算 行业的重要企业之一。</w:t>
-        <w:br/>
-        <w:t>根据华辰资本 投资策略部 的研究，该公司成立于 2014 年，</w:t>
-        <w:br/>
-        <w:t>目前员工规模约 1450 人。公司近年来持续加大研发投入，</w:t>
-        <w:br/>
-        <w:t>在核心技术方面形成了较强的竞争壁垒。</w:t>
-        <w:br/>
       </w:r>
     </w:p>
     <w:p>
@@ -3181,11 +3164,11 @@
     <w:p>
       <w:r>
         <w:br/>
-        <w:t>凌云网络有限公司 是中国 医疗科技 行业的重要企业之一。</w:t>
+        <w:t>浦华众城网络有限公司 是中国 新能源 行业的重要企业之一。</w:t>
         <w:br/>
-        <w:t>根据华辰资本 量化研究部 的研究，该公司成立于 2020 年，</w:t>
+        <w:t>根据华辰资本 资产配置委员会 的研究，该公司成立于 2007 年，</w:t>
         <w:br/>
-        <w:t>目前员工规模约 730 人。公司近年来持续加大研发投入，</w:t>
+        <w:t>目前员工规模约 5880 人。公司近年来持续加大研发投入，</w:t>
         <w:br/>
         <w:t>在核心技术方面形成了较强的竞争壁垒。</w:t>
         <w:br/>
@@ -3194,31 +3177,31 @@
     <w:p>
       <w:r>
         <w:br/>
-        <w:t>根据内部财务模型测算，天益科技有限公司 在未来三年</w:t>
+        <w:t>从产业链角度看，消费科技 行业主要由上游设备厂商、</w:t>
         <w:br/>
-        <w:t>收入复合增长率预计可达到 11% 左右。</w:t>
+        <w:t>中游平台企业以及下游应用厂商组成。</w:t>
         <w:br/>
-        <w:t>该预测基于行业需求增长以及公司产能扩张计划。</w:t>
+        <w:t>飞海科技传媒有限公司 主要位于产业链的 上游 环节。</w:t>
         <w:br/>
       </w:r>
     </w:p>
     <w:p>
       <w:r>
         <w:br/>
-        <w:t>风险管理部认为，消费科技 行业仍然面临若干</w:t>
+        <w:t>从产业链角度看，机器人 行业主要由上游设备厂商、</w:t>
         <w:br/>
-        <w:t>不确定性因素，包括技术迭代风险、政策变化、</w:t>
+        <w:t>中游平台企业以及下游应用厂商组成。</w:t>
         <w:br/>
-        <w:t>以及市场竞争加剧等问题。</w:t>
+        <w:t>毕博诚信息有限公司 主要位于产业链的 下游 环节。</w:t>
         <w:br/>
       </w:r>
     </w:p>
     <w:p>
       <w:r>
         <w:br/>
-        <w:t>华辰资本旗下的 HC Quant Arbitrage Fund 在最近的资产配置会议中</w:t>
+        <w:t>华辰资本旗下的 HC Energy Transition Fund 在最近的资产配置会议中</w:t>
         <w:br/>
-        <w:t>讨论了 半导体 行业的投资机会，并对 华远软件信息有限公司</w:t>
+        <w:t>讨论了 半导体 行业的投资机会，并对 联软网络有限公司</w:t>
         <w:br/>
         <w:t>进行了重点评估。</w:t>
         <w:br/>
@@ -3231,18 +3214,33 @@
         <w:br/>
         <w:t>中游平台企业以及下游应用厂商组成。</w:t>
         <w:br/>
-        <w:t>新宇龙信息传媒有限公司 主要位于产业链的 中游 环节。</w:t>
+        <w:t>图龙信息传媒有限公司 主要位于产业链的 中游 环节。</w:t>
         <w:br/>
       </w:r>
     </w:p>
     <w:p>
       <w:r>
         <w:br/>
-        <w:t>根据内部财务模型测算，精芯信息有限公司 在未来三年</w:t>
+        <w:t>联通时科传媒有限公司 是中国 消费科技 行业的重要企业之一。</w:t>
         <w:br/>
-        <w:t>收入复合增长率预计可达到 22% 左右。</w:t>
+        <w:t>根据华辰资本 量化研究部 的研究，该公司成立于 2014 年，</w:t>
         <w:br/>
-        <w:t>该预测基于行业需求增长以及公司产能扩张计划。</w:t>
+        <w:t>目前员工规模约 3667 人。公司近年来持续加大研发投入，</w:t>
+        <w:br/>
+        <w:t>在核心技术方面形成了较强的竞争壁垒。</w:t>
+        <w:br/>
+      </w:r>
+    </w:p>
+    <w:p>
+      <w:r>
+        <w:br/>
+        <w:t>创汇传媒有限公司 是中国 新能源 行业的重要企业之一。</w:t>
+        <w:br/>
+        <w:t>根据华辰资本 资产配置委员会 的研究，该公司成立于 2017 年，</w:t>
+        <w:br/>
+        <w:t>目前员工规模约 7084 人。公司近年来持续加大研发投入，</w:t>
+        <w:br/>
+        <w:t>在核心技术方面形成了较强的竞争壁垒。</w:t>
         <w:br/>
       </w:r>
     </w:p>
@@ -3306,37 +3304,37 @@
           </w:tcPr>
           <w:p>
             <w:r>
-              <w:t>九方信息有限公司</w:t>
-            </w:r>
-          </w:p>
-        </w:tc>
-        <w:tc>
-          <w:tcPr>
-            <w:tcW w:type="dxa" w:w="2160"/>
-          </w:tcPr>
-          <w:p>
-            <w:r>
-              <w:t>新能源</w:t>
-            </w:r>
-          </w:p>
-        </w:tc>
-        <w:tc>
-          <w:tcPr>
-            <w:tcW w:type="dxa" w:w="2160"/>
-          </w:tcPr>
-          <w:p>
-            <w:r>
-              <w:t>296亿</w:t>
-            </w:r>
-          </w:p>
-        </w:tc>
-        <w:tc>
-          <w:tcPr>
-            <w:tcW w:type="dxa" w:w="2160"/>
-          </w:tcPr>
-          <w:p>
-            <w:r>
-              <w:t>22%</w:t>
+              <w:t>信诚致远网络有限公司</w:t>
+            </w:r>
+          </w:p>
+        </w:tc>
+        <w:tc>
+          <w:tcPr>
+            <w:tcW w:type="dxa" w:w="2160"/>
+          </w:tcPr>
+          <w:p>
+            <w:r>
+              <w:t>半导体</w:t>
+            </w:r>
+          </w:p>
+        </w:tc>
+        <w:tc>
+          <w:tcPr>
+            <w:tcW w:type="dxa" w:w="2160"/>
+          </w:tcPr>
+          <w:p>
+            <w:r>
+              <w:t>259亿</w:t>
+            </w:r>
+          </w:p>
+        </w:tc>
+        <w:tc>
+          <w:tcPr>
+            <w:tcW w:type="dxa" w:w="2160"/>
+          </w:tcPr>
+          <w:p>
+            <w:r>
+              <w:t>25%</w:t>
             </w:r>
           </w:p>
         </w:tc>
@@ -3348,27 +3346,27 @@
           </w:tcPr>
           <w:p>
             <w:r>
-              <w:t>天益信息有限公司</w:t>
-            </w:r>
-          </w:p>
-        </w:tc>
-        <w:tc>
-          <w:tcPr>
-            <w:tcW w:type="dxa" w:w="2160"/>
-          </w:tcPr>
-          <w:p>
-            <w:r>
-              <w:t>云计算</w:t>
-            </w:r>
-          </w:p>
-        </w:tc>
-        <w:tc>
-          <w:tcPr>
-            <w:tcW w:type="dxa" w:w="2160"/>
-          </w:tcPr>
-          <w:p>
-            <w:r>
-              <w:t>120亿</w:t>
+              <w:t>飞海科技传媒有限公司</w:t>
+            </w:r>
+          </w:p>
+        </w:tc>
+        <w:tc>
+          <w:tcPr>
+            <w:tcW w:type="dxa" w:w="2160"/>
+          </w:tcPr>
+          <w:p>
+            <w:r>
+              <w:t>消费科技</w:t>
+            </w:r>
+          </w:p>
+        </w:tc>
+        <w:tc>
+          <w:tcPr>
+            <w:tcW w:type="dxa" w:w="2160"/>
+          </w:tcPr>
+          <w:p>
+            <w:r>
+              <w:t>413亿</w:t>
             </w:r>
           </w:p>
         </w:tc>
@@ -3390,37 +3388,37 @@
           </w:tcPr>
           <w:p>
             <w:r>
-              <w:t>兰金电子网络有限公司</w:t>
-            </w:r>
-          </w:p>
-        </w:tc>
-        <w:tc>
-          <w:tcPr>
-            <w:tcW w:type="dxa" w:w="2160"/>
-          </w:tcPr>
-          <w:p>
-            <w:r>
-              <w:t>消费科技</w:t>
-            </w:r>
-          </w:p>
-        </w:tc>
-        <w:tc>
-          <w:tcPr>
-            <w:tcW w:type="dxa" w:w="2160"/>
-          </w:tcPr>
-          <w:p>
-            <w:r>
-              <w:t>630亿</w:t>
-            </w:r>
-          </w:p>
-        </w:tc>
-        <w:tc>
-          <w:tcPr>
-            <w:tcW w:type="dxa" w:w="2160"/>
-          </w:tcPr>
-          <w:p>
-            <w:r>
-              <w:t>6%</w:t>
+              <w:t>雨林木风计算机科技有限公司</w:t>
+            </w:r>
+          </w:p>
+        </w:tc>
+        <w:tc>
+          <w:tcPr>
+            <w:tcW w:type="dxa" w:w="2160"/>
+          </w:tcPr>
+          <w:p>
+            <w:r>
+              <w:t>半导体</w:t>
+            </w:r>
+          </w:p>
+        </w:tc>
+        <w:tc>
+          <w:tcPr>
+            <w:tcW w:type="dxa" w:w="2160"/>
+          </w:tcPr>
+          <w:p>
+            <w:r>
+              <w:t>502亿</w:t>
+            </w:r>
+          </w:p>
+        </w:tc>
+        <w:tc>
+          <w:tcPr>
+            <w:tcW w:type="dxa" w:w="2160"/>
+          </w:tcPr>
+          <w:p>
+            <w:r>
+              <w:t>24%</w:t>
             </w:r>
           </w:p>
         </w:tc>
@@ -3432,37 +3430,37 @@
           </w:tcPr>
           <w:p>
             <w:r>
-              <w:t>凌云网络有限公司</w:t>
-            </w:r>
-          </w:p>
-        </w:tc>
-        <w:tc>
-          <w:tcPr>
-            <w:tcW w:type="dxa" w:w="2160"/>
-          </w:tcPr>
-          <w:p>
-            <w:r>
-              <w:t>医疗科技</w:t>
-            </w:r>
-          </w:p>
-        </w:tc>
-        <w:tc>
-          <w:tcPr>
-            <w:tcW w:type="dxa" w:w="2160"/>
-          </w:tcPr>
-          <w:p>
-            <w:r>
-              <w:t>455亿</w:t>
-            </w:r>
-          </w:p>
-        </w:tc>
-        <w:tc>
-          <w:tcPr>
-            <w:tcW w:type="dxa" w:w="2160"/>
-          </w:tcPr>
-          <w:p>
-            <w:r>
-              <w:t>30%</w:t>
+              <w:t>飞利信科技有限公司</w:t>
+            </w:r>
+          </w:p>
+        </w:tc>
+        <w:tc>
+          <w:tcPr>
+            <w:tcW w:type="dxa" w:w="2160"/>
+          </w:tcPr>
+          <w:p>
+            <w:r>
+              <w:t>人工智能</w:t>
+            </w:r>
+          </w:p>
+        </w:tc>
+        <w:tc>
+          <w:tcPr>
+            <w:tcW w:type="dxa" w:w="2160"/>
+          </w:tcPr>
+          <w:p>
+            <w:r>
+              <w:t>332亿</w:t>
+            </w:r>
+          </w:p>
+        </w:tc>
+        <w:tc>
+          <w:tcPr>
+            <w:tcW w:type="dxa" w:w="2160"/>
+          </w:tcPr>
+          <w:p>
+            <w:r>
+              <w:t>26%</w:t>
             </w:r>
           </w:p>
         </w:tc>
@@ -3474,27 +3472,27 @@
           </w:tcPr>
           <w:p>
             <w:r>
-              <w:t>艾提科信科技有限公司</w:t>
-            </w:r>
-          </w:p>
-        </w:tc>
-        <w:tc>
-          <w:tcPr>
-            <w:tcW w:type="dxa" w:w="2160"/>
-          </w:tcPr>
-          <w:p>
-            <w:r>
-              <w:t>机器人</w:t>
-            </w:r>
-          </w:p>
-        </w:tc>
-        <w:tc>
-          <w:tcPr>
-            <w:tcW w:type="dxa" w:w="2160"/>
-          </w:tcPr>
-          <w:p>
-            <w:r>
-              <w:t>114亿</w:t>
+              <w:t>华成育卓科技有限公司</w:t>
+            </w:r>
+          </w:p>
+        </w:tc>
+        <w:tc>
+          <w:tcPr>
+            <w:tcW w:type="dxa" w:w="2160"/>
+          </w:tcPr>
+          <w:p>
+            <w:r>
+              <w:t>医疗科技</w:t>
+            </w:r>
+          </w:p>
+        </w:tc>
+        <w:tc>
+          <w:tcPr>
+            <w:tcW w:type="dxa" w:w="2160"/>
+          </w:tcPr>
+          <w:p>
+            <w:r>
+              <w:t>561亿</w:t>
             </w:r>
           </w:p>
         </w:tc>
@@ -3516,37 +3514,37 @@
           </w:tcPr>
           <w:p>
             <w:r>
-              <w:t>创亿信息有限公司</w:t>
-            </w:r>
-          </w:p>
-        </w:tc>
-        <w:tc>
-          <w:tcPr>
-            <w:tcW w:type="dxa" w:w="2160"/>
-          </w:tcPr>
-          <w:p>
-            <w:r>
-              <w:t>医疗科技</w:t>
-            </w:r>
-          </w:p>
-        </w:tc>
-        <w:tc>
-          <w:tcPr>
-            <w:tcW w:type="dxa" w:w="2160"/>
-          </w:tcPr>
-          <w:p>
-            <w:r>
-              <w:t>625亿</w:t>
-            </w:r>
-          </w:p>
-        </w:tc>
-        <w:tc>
-          <w:tcPr>
-            <w:tcW w:type="dxa" w:w="2160"/>
-          </w:tcPr>
-          <w:p>
-            <w:r>
-              <w:t>7%</w:t>
+              <w:t>昂歌信息信息有限公司</w:t>
+            </w:r>
+          </w:p>
+        </w:tc>
+        <w:tc>
+          <w:tcPr>
+            <w:tcW w:type="dxa" w:w="2160"/>
+          </w:tcPr>
+          <w:p>
+            <w:r>
+              <w:t>消费科技</w:t>
+            </w:r>
+          </w:p>
+        </w:tc>
+        <w:tc>
+          <w:tcPr>
+            <w:tcW w:type="dxa" w:w="2160"/>
+          </w:tcPr>
+          <w:p>
+            <w:r>
+              <w:t>191亿</w:t>
+            </w:r>
+          </w:p>
+        </w:tc>
+        <w:tc>
+          <w:tcPr>
+            <w:tcW w:type="dxa" w:w="2160"/>
+          </w:tcPr>
+          <w:p>
+            <w:r>
+              <w:t>8%</w:t>
             </w:r>
           </w:p>
         </w:tc>
@@ -3558,37 +3556,37 @@
           </w:tcPr>
           <w:p>
             <w:r>
-              <w:t>和泰科技有限公司</w:t>
-            </w:r>
-          </w:p>
-        </w:tc>
-        <w:tc>
-          <w:tcPr>
-            <w:tcW w:type="dxa" w:w="2160"/>
-          </w:tcPr>
-          <w:p>
-            <w:r>
-              <w:t>人工智能</w:t>
-            </w:r>
-          </w:p>
-        </w:tc>
-        <w:tc>
-          <w:tcPr>
-            <w:tcW w:type="dxa" w:w="2160"/>
-          </w:tcPr>
-          <w:p>
-            <w:r>
-              <w:t>391亿</w:t>
-            </w:r>
-          </w:p>
-        </w:tc>
-        <w:tc>
-          <w:tcPr>
-            <w:tcW w:type="dxa" w:w="2160"/>
-          </w:tcPr>
-          <w:p>
-            <w:r>
-              <w:t>10%</w:t>
+              <w:t>雨林木风计算机科技有限公司</w:t>
+            </w:r>
+          </w:p>
+        </w:tc>
+        <w:tc>
+          <w:tcPr>
+            <w:tcW w:type="dxa" w:w="2160"/>
+          </w:tcPr>
+          <w:p>
+            <w:r>
+              <w:t>半导体</w:t>
+            </w:r>
+          </w:p>
+        </w:tc>
+        <w:tc>
+          <w:tcPr>
+            <w:tcW w:type="dxa" w:w="2160"/>
+          </w:tcPr>
+          <w:p>
+            <w:r>
+              <w:t>495亿</w:t>
+            </w:r>
+          </w:p>
+        </w:tc>
+        <w:tc>
+          <w:tcPr>
+            <w:tcW w:type="dxa" w:w="2160"/>
+          </w:tcPr>
+          <w:p>
+            <w:r>
+              <w:t>8%</w:t>
             </w:r>
           </w:p>
         </w:tc>
@@ -3600,37 +3598,37 @@
           </w:tcPr>
           <w:p>
             <w:r>
-              <w:t>东方峻景传媒有限公司</w:t>
-            </w:r>
-          </w:p>
-        </w:tc>
-        <w:tc>
-          <w:tcPr>
-            <w:tcW w:type="dxa" w:w="2160"/>
-          </w:tcPr>
-          <w:p>
-            <w:r>
-              <w:t>新能源</w:t>
-            </w:r>
-          </w:p>
-        </w:tc>
-        <w:tc>
-          <w:tcPr>
-            <w:tcW w:type="dxa" w:w="2160"/>
-          </w:tcPr>
-          <w:p>
-            <w:r>
-              <w:t>462亿</w:t>
-            </w:r>
-          </w:p>
-        </w:tc>
-        <w:tc>
-          <w:tcPr>
-            <w:tcW w:type="dxa" w:w="2160"/>
-          </w:tcPr>
-          <w:p>
-            <w:r>
-              <w:t>8%</w:t>
+              <w:t>迪摩信息有限公司</w:t>
+            </w:r>
+          </w:p>
+        </w:tc>
+        <w:tc>
+          <w:tcPr>
+            <w:tcW w:type="dxa" w:w="2160"/>
+          </w:tcPr>
+          <w:p>
+            <w:r>
+              <w:t>医疗科技</w:t>
+            </w:r>
+          </w:p>
+        </w:tc>
+        <w:tc>
+          <w:tcPr>
+            <w:tcW w:type="dxa" w:w="2160"/>
+          </w:tcPr>
+          <w:p>
+            <w:r>
+              <w:t>218亿</w:t>
+            </w:r>
+          </w:p>
+        </w:tc>
+        <w:tc>
+          <w:tcPr>
+            <w:tcW w:type="dxa" w:w="2160"/>
+          </w:tcPr>
+          <w:p>
+            <w:r>
+              <w:t>20%</w:t>
             </w:r>
           </w:p>
         </w:tc>
@@ -3642,37 +3640,37 @@
           </w:tcPr>
           <w:p>
             <w:r>
-              <w:t>凌云网络有限公司</w:t>
-            </w:r>
-          </w:p>
-        </w:tc>
-        <w:tc>
-          <w:tcPr>
-            <w:tcW w:type="dxa" w:w="2160"/>
-          </w:tcPr>
-          <w:p>
-            <w:r>
-              <w:t>医疗科技</w:t>
-            </w:r>
-          </w:p>
-        </w:tc>
-        <w:tc>
-          <w:tcPr>
-            <w:tcW w:type="dxa" w:w="2160"/>
-          </w:tcPr>
-          <w:p>
-            <w:r>
-              <w:t>674亿</w:t>
-            </w:r>
-          </w:p>
-        </w:tc>
-        <w:tc>
-          <w:tcPr>
-            <w:tcW w:type="dxa" w:w="2160"/>
-          </w:tcPr>
-          <w:p>
-            <w:r>
-              <w:t>19%</w:t>
+              <w:t>联软科技有限公司</w:t>
+            </w:r>
+          </w:p>
+        </w:tc>
+        <w:tc>
+          <w:tcPr>
+            <w:tcW w:type="dxa" w:w="2160"/>
+          </w:tcPr>
+          <w:p>
+            <w:r>
+              <w:t>消费科技</w:t>
+            </w:r>
+          </w:p>
+        </w:tc>
+        <w:tc>
+          <w:tcPr>
+            <w:tcW w:type="dxa" w:w="2160"/>
+          </w:tcPr>
+          <w:p>
+            <w:r>
+              <w:t>277亿</w:t>
+            </w:r>
+          </w:p>
+        </w:tc>
+        <w:tc>
+          <w:tcPr>
+            <w:tcW w:type="dxa" w:w="2160"/>
+          </w:tcPr>
+          <w:p>
+            <w:r>
+              <w:t>10%</w:t>
             </w:r>
           </w:p>
         </w:tc>
@@ -3684,37 +3682,37 @@
           </w:tcPr>
           <w:p>
             <w:r>
-              <w:t>迪摩科技有限公司</w:t>
-            </w:r>
-          </w:p>
-        </w:tc>
-        <w:tc>
-          <w:tcPr>
-            <w:tcW w:type="dxa" w:w="2160"/>
-          </w:tcPr>
-          <w:p>
-            <w:r>
-              <w:t>人工智能</w:t>
-            </w:r>
-          </w:p>
-        </w:tc>
-        <w:tc>
-          <w:tcPr>
-            <w:tcW w:type="dxa" w:w="2160"/>
-          </w:tcPr>
-          <w:p>
-            <w:r>
-              <w:t>151亿</w:t>
-            </w:r>
-          </w:p>
-        </w:tc>
-        <w:tc>
-          <w:tcPr>
-            <w:tcW w:type="dxa" w:w="2160"/>
-          </w:tcPr>
-          <w:p>
-            <w:r>
-              <w:t>12%</w:t>
+              <w:t>鑫博腾飞信息有限公司</w:t>
+            </w:r>
+          </w:p>
+        </w:tc>
+        <w:tc>
+          <w:tcPr>
+            <w:tcW w:type="dxa" w:w="2160"/>
+          </w:tcPr>
+          <w:p>
+            <w:r>
+              <w:t>消费科技</w:t>
+            </w:r>
+          </w:p>
+        </w:tc>
+        <w:tc>
+          <w:tcPr>
+            <w:tcW w:type="dxa" w:w="2160"/>
+          </w:tcPr>
+          <w:p>
+            <w:r>
+              <w:t>747亿</w:t>
+            </w:r>
+          </w:p>
+        </w:tc>
+        <w:tc>
+          <w:tcPr>
+            <w:tcW w:type="dxa" w:w="2160"/>
+          </w:tcPr>
+          <w:p>
+            <w:r>
+              <w:t>10%</w:t>
             </w:r>
           </w:p>
         </w:tc>
@@ -3726,37 +3724,37 @@
           </w:tcPr>
           <w:p>
             <w:r>
-              <w:t>和泰科技有限公司</w:t>
-            </w:r>
-          </w:p>
-        </w:tc>
-        <w:tc>
-          <w:tcPr>
-            <w:tcW w:type="dxa" w:w="2160"/>
-          </w:tcPr>
-          <w:p>
-            <w:r>
-              <w:t>人工智能</w:t>
-            </w:r>
-          </w:p>
-        </w:tc>
-        <w:tc>
-          <w:tcPr>
-            <w:tcW w:type="dxa" w:w="2160"/>
-          </w:tcPr>
-          <w:p>
-            <w:r>
-              <w:t>768亿</w:t>
-            </w:r>
-          </w:p>
-        </w:tc>
-        <w:tc>
-          <w:tcPr>
-            <w:tcW w:type="dxa" w:w="2160"/>
-          </w:tcPr>
-          <w:p>
-            <w:r>
-              <w:t>22%</w:t>
+              <w:t>鑫博腾飞信息有限公司</w:t>
+            </w:r>
+          </w:p>
+        </w:tc>
+        <w:tc>
+          <w:tcPr>
+            <w:tcW w:type="dxa" w:w="2160"/>
+          </w:tcPr>
+          <w:p>
+            <w:r>
+              <w:t>消费科技</w:t>
+            </w:r>
+          </w:p>
+        </w:tc>
+        <w:tc>
+          <w:tcPr>
+            <w:tcW w:type="dxa" w:w="2160"/>
+          </w:tcPr>
+          <w:p>
+            <w:r>
+              <w:t>446亿</w:t>
+            </w:r>
+          </w:p>
+        </w:tc>
+        <w:tc>
+          <w:tcPr>
+            <w:tcW w:type="dxa" w:w="2160"/>
+          </w:tcPr>
+          <w:p>
+            <w:r>
+              <w:t>25%</w:t>
             </w:r>
           </w:p>
         </w:tc>
@@ -3768,37 +3766,37 @@
           </w:tcPr>
           <w:p>
             <w:r>
-              <w:t>快讯网络有限公司</w:t>
-            </w:r>
-          </w:p>
-        </w:tc>
-        <w:tc>
-          <w:tcPr>
-            <w:tcW w:type="dxa" w:w="2160"/>
-          </w:tcPr>
-          <w:p>
-            <w:r>
-              <w:t>新能源</w:t>
-            </w:r>
-          </w:p>
-        </w:tc>
-        <w:tc>
-          <w:tcPr>
-            <w:tcW w:type="dxa" w:w="2160"/>
-          </w:tcPr>
-          <w:p>
-            <w:r>
-              <w:t>440亿</w:t>
-            </w:r>
-          </w:p>
-        </w:tc>
-        <w:tc>
-          <w:tcPr>
-            <w:tcW w:type="dxa" w:w="2160"/>
-          </w:tcPr>
-          <w:p>
-            <w:r>
-              <w:t>15%</w:t>
+              <w:t>艾提科信科技有限公司</w:t>
+            </w:r>
+          </w:p>
+        </w:tc>
+        <w:tc>
+          <w:tcPr>
+            <w:tcW w:type="dxa" w:w="2160"/>
+          </w:tcPr>
+          <w:p>
+            <w:r>
+              <w:t>云计算</w:t>
+            </w:r>
+          </w:p>
+        </w:tc>
+        <w:tc>
+          <w:tcPr>
+            <w:tcW w:type="dxa" w:w="2160"/>
+          </w:tcPr>
+          <w:p>
+            <w:r>
+              <w:t>384亿</w:t>
+            </w:r>
+          </w:p>
+        </w:tc>
+        <w:tc>
+          <w:tcPr>
+            <w:tcW w:type="dxa" w:w="2160"/>
+          </w:tcPr>
+          <w:p>
+            <w:r>
+              <w:t>9%</w:t>
             </w:r>
           </w:p>
         </w:tc>
@@ -3810,37 +3808,37 @@
           </w:tcPr>
           <w:p>
             <w:r>
-              <w:t>创联世纪科技有限公司</w:t>
-            </w:r>
-          </w:p>
-        </w:tc>
-        <w:tc>
-          <w:tcPr>
-            <w:tcW w:type="dxa" w:w="2160"/>
-          </w:tcPr>
-          <w:p>
-            <w:r>
-              <w:t>医疗科技</w:t>
-            </w:r>
-          </w:p>
-        </w:tc>
-        <w:tc>
-          <w:tcPr>
-            <w:tcW w:type="dxa" w:w="2160"/>
-          </w:tcPr>
-          <w:p>
-            <w:r>
-              <w:t>779亿</w:t>
-            </w:r>
-          </w:p>
-        </w:tc>
-        <w:tc>
-          <w:tcPr>
-            <w:tcW w:type="dxa" w:w="2160"/>
-          </w:tcPr>
-          <w:p>
-            <w:r>
-              <w:t>17%</w:t>
+              <w:t>戴硕电子网络有限公司</w:t>
+            </w:r>
+          </w:p>
+        </w:tc>
+        <w:tc>
+          <w:tcPr>
+            <w:tcW w:type="dxa" w:w="2160"/>
+          </w:tcPr>
+          <w:p>
+            <w:r>
+              <w:t>新能源</w:t>
+            </w:r>
+          </w:p>
+        </w:tc>
+        <w:tc>
+          <w:tcPr>
+            <w:tcW w:type="dxa" w:w="2160"/>
+          </w:tcPr>
+          <w:p>
+            <w:r>
+              <w:t>187亿</w:t>
+            </w:r>
+          </w:p>
+        </w:tc>
+        <w:tc>
+          <w:tcPr>
+            <w:tcW w:type="dxa" w:w="2160"/>
+          </w:tcPr>
+          <w:p>
+            <w:r>
+              <w:t>7%</w:t>
             </w:r>
           </w:p>
         </w:tc>
@@ -3852,37 +3850,37 @@
           </w:tcPr>
           <w:p>
             <w:r>
-              <w:t>浦华众城科技有限公司</w:t>
-            </w:r>
-          </w:p>
-        </w:tc>
-        <w:tc>
-          <w:tcPr>
-            <w:tcW w:type="dxa" w:w="2160"/>
-          </w:tcPr>
-          <w:p>
-            <w:r>
-              <w:t>半导体</w:t>
-            </w:r>
-          </w:p>
-        </w:tc>
-        <w:tc>
-          <w:tcPr>
-            <w:tcW w:type="dxa" w:w="2160"/>
-          </w:tcPr>
-          <w:p>
-            <w:r>
-              <w:t>661亿</w:t>
-            </w:r>
-          </w:p>
-        </w:tc>
-        <w:tc>
-          <w:tcPr>
-            <w:tcW w:type="dxa" w:w="2160"/>
-          </w:tcPr>
-          <w:p>
-            <w:r>
-              <w:t>13%</w:t>
+              <w:t>戴硕电子网络有限公司</w:t>
+            </w:r>
+          </w:p>
+        </w:tc>
+        <w:tc>
+          <w:tcPr>
+            <w:tcW w:type="dxa" w:w="2160"/>
+          </w:tcPr>
+          <w:p>
+            <w:r>
+              <w:t>新能源</w:t>
+            </w:r>
+          </w:p>
+        </w:tc>
+        <w:tc>
+          <w:tcPr>
+            <w:tcW w:type="dxa" w:w="2160"/>
+          </w:tcPr>
+          <w:p>
+            <w:r>
+              <w:t>525亿</w:t>
+            </w:r>
+          </w:p>
+        </w:tc>
+        <w:tc>
+          <w:tcPr>
+            <w:tcW w:type="dxa" w:w="2160"/>
+          </w:tcPr>
+          <w:p>
+            <w:r>
+              <w:t>14%</w:t>
             </w:r>
           </w:p>
         </w:tc>
@@ -3894,37 +3892,37 @@
           </w:tcPr>
           <w:p>
             <w:r>
-              <w:t>创联世纪科技有限公司</w:t>
-            </w:r>
-          </w:p>
-        </w:tc>
-        <w:tc>
-          <w:tcPr>
-            <w:tcW w:type="dxa" w:w="2160"/>
-          </w:tcPr>
-          <w:p>
-            <w:r>
-              <w:t>医疗科技</w:t>
-            </w:r>
-          </w:p>
-        </w:tc>
-        <w:tc>
-          <w:tcPr>
-            <w:tcW w:type="dxa" w:w="2160"/>
-          </w:tcPr>
-          <w:p>
-            <w:r>
-              <w:t>290亿</w:t>
-            </w:r>
-          </w:p>
-        </w:tc>
-        <w:tc>
-          <w:tcPr>
-            <w:tcW w:type="dxa" w:w="2160"/>
-          </w:tcPr>
-          <w:p>
-            <w:r>
-              <w:t>30%</w:t>
+              <w:t>联通时科传媒有限公司</w:t>
+            </w:r>
+          </w:p>
+        </w:tc>
+        <w:tc>
+          <w:tcPr>
+            <w:tcW w:type="dxa" w:w="2160"/>
+          </w:tcPr>
+          <w:p>
+            <w:r>
+              <w:t>消费科技</w:t>
+            </w:r>
+          </w:p>
+        </w:tc>
+        <w:tc>
+          <w:tcPr>
+            <w:tcW w:type="dxa" w:w="2160"/>
+          </w:tcPr>
+          <w:p>
+            <w:r>
+              <w:t>536亿</w:t>
+            </w:r>
+          </w:p>
+        </w:tc>
+        <w:tc>
+          <w:tcPr>
+            <w:tcW w:type="dxa" w:w="2160"/>
+          </w:tcPr>
+          <w:p>
+            <w:r>
+              <w:t>20%</w:t>
             </w:r>
           </w:p>
         </w:tc>
